--- a/docs/[BI 분석가 과정] 발표노트_260914_최은혜.docx
+++ b/docs/[BI 분석가 과정] 발표노트_260914_최은혜.docx
@@ -9,7 +9,7 @@
           <w:color w:val="1F3864"/>
           <w:sz w:val="40"/>
         </w:rPr>
-        <w:t>발표 노트</w:t>
+        <w:t>발표 대본</w:t>
       </w:r>
     </w:p>
     <w:p>
@@ -22,14 +22,6 @@
       </w:r>
     </w:p>
     <w:p>
-      <w:r>
-        <w:rPr>
-          <w:sz w:val="20"/>
-        </w:rPr>
-        <w:t>슬라이드별로 무엇을 말할지, 숫자가 무엇을 뜻하는지, 질문이 나오면 어떻게 답할지를 적었다. 같은 내용이 PPT 의 발표자 노트에도 들어 있다.</w:t>
-      </w:r>
-    </w:p>
-    <w:p>
       <w:pPr>
         <w:spacing w:before="320"/>
       </w:pPr>
@@ -39,43 +31,85 @@
           <w:color w:val="1F3864"/>
           <w:sz w:val="26"/>
         </w:rPr>
-        <w:t>1. 청소년 이용 제한 등급은</w:t>
+        <w:t>1. 표지</w:t>
       </w:r>
     </w:p>
     <w:p>
       <w:pPr>
-        <w:spacing w:after="60"/>
+        <w:spacing w:after="40"/>
       </w:pPr>
       <w:r>
-        <w:t>인사와 주제 한 줄 소개.</w:t>
+        <w:rPr>
+          <w:b/>
+          <w:color w:val="595959"/>
+        </w:rPr>
+        <w:t>[대본]</w:t>
       </w:r>
     </w:p>
     <w:p>
       <w:pPr>
-        <w:spacing w:after="60"/>
+        <w:spacing w:after="40"/>
+      </w:pPr>
+      <w:r>
+        <w:t>안녕하십니까. 게임물과 영상물의 등급분류 공공데이터를 분석한 개인 프로젝트를 발표하겠습니다.</w:t>
+      </w:r>
+    </w:p>
+    <w:p>
+      <w:pPr>
+        <w:spacing w:after="40"/>
+      </w:pPr>
+      <w:r>
+        <w:t>주제는 청소년 이용을 제한하는 등급이 무엇을 기준으로 결정되는지 확인하는 것입니다.</w:t>
+      </w:r>
+    </w:p>
+    <w:p>
+      <w:pPr>
+        <w:spacing w:after="40"/>
+      </w:pPr>
+      <w:r>
+        <w:t>두 기관이 공개하는 등급분류 결과 24만 290건을 전량 수집해 분석했습니다.</w:t>
+      </w:r>
+    </w:p>
+    <w:p>
+      <w:pPr>
+        <w:spacing w:after="40"/>
+      </w:pPr>
+      <w:r>
+        <w:t>발표는 10분 정도 걸리고, 마지막에 대시보드를 직접 열어 보여 드리겠습니다.</w:t>
+      </w:r>
+    </w:p>
+    <w:p>
+      <w:pPr>
+        <w:spacing w:after="40"/>
       </w:pPr>
       <w:r/>
     </w:p>
     <w:p>
       <w:pPr>
-        <w:spacing w:after="60"/>
+        <w:spacing w:after="40"/>
       </w:pPr>
       <w:r>
-        <w:t>말할 것: 게임물과 영상물의 등급분류 결과를 각 기관 공개 API 로 전량 받아, 청소년 이용을 제한하는 등급이 무엇으로 결정되는지 확인한 프로젝트다. 두 매체를 같은 표에 놓고 비교한 자료가 드물어서 이 주제를 골랐다.</w:t>
+        <w:rPr>
+          <w:b/>
+          <w:color w:val="595959"/>
+        </w:rPr>
+        <w:t>[보충]</w:t>
       </w:r>
     </w:p>
     <w:p>
       <w:pPr>
-        <w:spacing w:after="60"/>
-      </w:pPr>
-      <w:r/>
+        <w:spacing w:after="40"/>
+      </w:pPr>
+      <w:r>
+        <w:t>· 24만 290건 = 영상물 134,464 + 게임물 위원회분류 29,417 + 게임물 자체등급분류 76,409</w:t>
+      </w:r>
     </w:p>
     <w:p>
       <w:pPr>
-        <w:spacing w:after="60"/>
+        <w:spacing w:after="40"/>
       </w:pPr>
       <w:r>
-        <w:t>발표 시간은 10~15분, 마지막에 대시보드를 직접 열어 보여 주는 순서로 진행한다고 예고하면 좋다.</w:t>
+        <w:t>· 자체등급분류는 분석 대상이 아니라 비교군입니다. 뒤에서 다시 설명합니다.</w:t>
       </w:r>
     </w:p>
     <w:p>
@@ -93,24 +127,64 @@
     </w:p>
     <w:p>
       <w:pPr>
-        <w:spacing w:after="60"/>
+        <w:spacing w:after="40"/>
       </w:pPr>
       <w:r>
-        <w:t>순서만 짧게 읽고 넘어간다. 30초를 넘기지 않는다.</w:t>
+        <w:rPr>
+          <w:b/>
+          <w:color w:val="595959"/>
+        </w:rPr>
+        <w:t>[대본]</w:t>
       </w:r>
     </w:p>
     <w:p>
       <w:pPr>
-        <w:spacing w:after="60"/>
+        <w:spacing w:after="40"/>
+      </w:pPr>
+      <w:r>
+        <w:t>순서는 이렇습니다. 먼저 주제와 데이터를 말씀드리고, 결론 세 가지를 하나씩 근거와 함께 보여 드립니다.</w:t>
+      </w:r>
+    </w:p>
+    <w:p>
+      <w:pPr>
+        <w:spacing w:after="40"/>
+      </w:pPr>
+      <w:r>
+        <w:t>그다음 매체 비교 결과와 산출물을 소개하고, 한계와 폐기한 결론으로 마치겠습니다.</w:t>
+      </w:r>
+    </w:p>
+    <w:p>
+      <w:pPr>
+        <w:spacing w:after="40"/>
       </w:pPr>
       <w:r/>
     </w:p>
     <w:p>
       <w:pPr>
-        <w:spacing w:after="60"/>
+        <w:spacing w:after="40"/>
       </w:pPr>
       <w:r>
-        <w:t>강조할 점: 결론이 세 가지이고, 각 결론마다 근거 수치를 하나씩 들고 왔다는 것.</w:t>
+        <w:rPr>
+          <w:b/>
+          <w:color w:val="595959"/>
+        </w:rPr>
+        <w:t>[보충]</w:t>
+      </w:r>
+    </w:p>
+    <w:p>
+      <w:pPr>
+        <w:spacing w:after="40"/>
+      </w:pPr>
+      <w:r>
+        <w:t>· 30초 이내로 짧게 넘어갑니다.</w:t>
+      </w:r>
+    </w:p>
+    <w:p>
+      <w:pPr>
+        <w:spacing w:after="40"/>
+      </w:pPr>
+      <w:r>
+        <w:t>· 오른쪽 열의 숫자가 각 결론의 근거 수치입니다. 이 네 개만 기억하셔도 됩니다.</w:t>
       </w:r>
     </w:p>
     <w:p>
@@ -128,38 +202,96 @@
     </w:p>
     <w:p>
       <w:pPr>
-        <w:spacing w:after="60"/>
+        <w:spacing w:after="40"/>
       </w:pPr>
       <w:r>
-        <w:t>말할 것: 세 가지 질문으로 시작했다. 특히 두 번째 질문(매체 비교)은 강사 피드백에서 나온 요구였다.</w:t>
+        <w:rPr>
+          <w:b/>
+          <w:color w:val="595959"/>
+        </w:rPr>
+        <w:t>[대본]</w:t>
       </w:r>
     </w:p>
     <w:p>
       <w:pPr>
-        <w:spacing w:after="60"/>
+        <w:spacing w:after="40"/>
+      </w:pPr>
+      <w:r>
+        <w:t>게임물은 게임물관리위원회가, 영상물은 영상물등급위원회가 등급을 매기고 그 결과를 공개합니다.</w:t>
+      </w:r>
+    </w:p>
+    <w:p>
+      <w:pPr>
+        <w:spacing w:after="40"/>
+      </w:pPr>
+      <w:r>
+        <w:t>두 자료 모두 공개돼 있지만, 한 표에 놓고 비교한 분석은 찾기 어려웠습니다.</w:t>
+      </w:r>
+    </w:p>
+    <w:p>
+      <w:pPr>
+        <w:spacing w:after="40"/>
+      </w:pPr>
+      <w:r>
+        <w:t>그래서 세 가지 질문을 세웠습니다. 등급은 무엇을 근거로 결정되는가, 매체에 따라 판정이 달라지는가,</w:t>
+      </w:r>
+    </w:p>
+    <w:p>
+      <w:pPr>
+        <w:spacing w:after="40"/>
+      </w:pPr>
+      <w:r>
+        <w:t>그리고 공개된 데이터로 게임물 전체를 말할 수 있는가입니다.</w:t>
+      </w:r>
+    </w:p>
+    <w:p>
+      <w:pPr>
+        <w:spacing w:after="40"/>
+      </w:pPr>
+      <w:r>
+        <w:t>통상 게임물 규제의 사유로는 폭력성과 선정성이 언급되는데, 분석 결과는 달랐습니다.</w:t>
+      </w:r>
+    </w:p>
+    <w:p>
+      <w:pPr>
+        <w:spacing w:after="40"/>
       </w:pPr>
       <w:r/>
     </w:p>
     <w:p>
       <w:pPr>
-        <w:spacing w:after="60"/>
+        <w:spacing w:after="40"/>
       </w:pPr>
       <w:r>
-        <w:t>마지막 줄이 이 발표의 예고편이다. 여기서 한 박자 쉬고 다음 장으로 넘어가면 좋다.</w:t>
+        <w:rPr>
+          <w:b/>
+          <w:color w:val="595959"/>
+        </w:rPr>
+        <w:t>[예상 질문]</w:t>
       </w:r>
     </w:p>
     <w:p>
       <w:pPr>
-        <w:spacing w:after="60"/>
-      </w:pPr>
-      <w:r/>
+        <w:spacing w:after="40"/>
+      </w:pPr>
+      <w:r>
+        <w:t>· 왜 이 주제인가 → 두 기관이 내용정보 항목의 이름을 상당 부분 같게 쓰고 있어 비교 가능성이 있었고,</w:t>
+      </w:r>
     </w:p>
     <w:p>
       <w:pPr>
-        <w:spacing w:after="60"/>
+        <w:spacing w:after="40"/>
       </w:pPr>
       <w:r>
-        <w:t>질문 대비: '왜 이 주제냐'고 물으면, 등급분류 데이터는 공개돼 있는데 매체를 가로지르는 비교가 없었고, 두 기관이 항목 이름을 비슷하게 쓰고 있어 비교 가능성이 있어 보였다고 답한다.</w:t>
+        <w:t xml:space="preserve">  실제로 비교한 선행 자료가 없었습니다.</w:t>
+      </w:r>
+    </w:p>
+    <w:p>
+      <w:pPr>
+        <w:spacing w:after="40"/>
+      </w:pPr>
+      <w:r>
+        <w:t>· 두 번째 질문은 강사님 피드백에서 나온 요구사항이기도 합니다.</w:t>
       </w:r>
     </w:p>
     <w:p>
@@ -177,38 +309,112 @@
     </w:p>
     <w:p>
       <w:pPr>
-        <w:spacing w:after="60"/>
+        <w:spacing w:after="40"/>
       </w:pPr>
       <w:r>
-        <w:t>말할 것: 표본이 아니라 전량이다. 기관이 알려주는 총 건수와 정확히 맞는 것을 확인했다.</w:t>
+        <w:rPr>
+          <w:b/>
+          <w:color w:val="595959"/>
+        </w:rPr>
+        <w:t>[대본]</w:t>
       </w:r>
     </w:p>
     <w:p>
       <w:pPr>
-        <w:spacing w:after="60"/>
+        <w:spacing w:after="40"/>
+      </w:pPr>
+      <w:r>
+        <w:t>데이터는 표본이 아니라 전량입니다. 영상물 134,464건, 게임물 29,417건이고, 두 매체 모두</w:t>
+      </w:r>
+    </w:p>
+    <w:p>
+      <w:pPr>
+        <w:spacing w:after="40"/>
+      </w:pPr>
+      <w:r>
+        <w:t>기관이 제공하는 총 건수와 수집 건수가 정확히 일치합니다.</w:t>
+      </w:r>
+    </w:p>
+    <w:p>
+      <w:pPr>
+        <w:spacing w:after="40"/>
+      </w:pPr>
+      <w:r>
+        <w:t>세 번째 줄의 자체등급분류 76,409건은 이 프로젝트에서 수집한 것이 아니라 별도 업무에서 확보한 파일이고,</w:t>
+      </w:r>
+    </w:p>
+    <w:p>
+      <w:pPr>
+        <w:spacing w:after="40"/>
+      </w:pPr>
+      <w:r>
+        <w:t>약 7주치가 전부입니다. 그래서 추세 분석에는 쓰지 않고 규모 비교에만 사용했습니다.</w:t>
+      </w:r>
+    </w:p>
+    <w:p>
+      <w:pPr>
+        <w:spacing w:after="40"/>
+      </w:pPr>
+      <w:r>
+        <w:t>수집 과정에서 두 번 막혔습니다. 영상물은 9만 9천 건 지점부터 조회가 거부돼, 페이지 단위가 아니라</w:t>
+      </w:r>
+    </w:p>
+    <w:p>
+      <w:pPr>
+        <w:spacing w:after="40"/>
+      </w:pPr>
+      <w:r>
+        <w:t>기간 단위로 나눠 요청하는 방식으로 바꿔 전량을 받았습니다.</w:t>
+      </w:r>
+    </w:p>
+    <w:p>
+      <w:pPr>
+        <w:spacing w:after="40"/>
+      </w:pPr>
+      <w:r>
+        <w:t>게임물은 사무실 회선에서 기관 서버에 접속되지 않아 자택에서 수집했고, 순차 호출과 요청 상한 등</w:t>
+      </w:r>
+    </w:p>
+    <w:p>
+      <w:pPr>
+        <w:spacing w:after="40"/>
+      </w:pPr>
+      <w:r>
+        <w:t>안전장치를 걸고 월 단위로 나눠 받았습니다.</w:t>
+      </w:r>
+    </w:p>
+    <w:p>
+      <w:pPr>
+        <w:spacing w:after="40"/>
       </w:pPr>
       <w:r/>
     </w:p>
     <w:p>
       <w:pPr>
-        <w:spacing w:after="60"/>
+        <w:spacing w:after="40"/>
       </w:pPr>
       <w:r>
-        <w:t>자체등급분류 76,409건은 이 프로젝트에서 수집한 것이 아니라 다른 일을 하다 확보해 둔 파일이고, 약 7주치가 전부여서 추세 분석에는 쓰지 않고 규모 비교에만 썼다.</w:t>
+        <w:rPr>
+          <w:b/>
+          <w:color w:val="595959"/>
+        </w:rPr>
+        <w:t>[예상 질문]</w:t>
       </w:r>
     </w:p>
     <w:p>
       <w:pPr>
-        <w:spacing w:after="60"/>
-      </w:pPr>
-      <w:r/>
+        <w:spacing w:after="40"/>
+      </w:pPr>
+      <w:r>
+        <w:t>· 왜 집에서 수집했나 → 인증키 문제가 아니라 회선 문제였습니다. 다른 회선에서는 정상 수집되었습니다.</w:t>
+      </w:r>
     </w:p>
     <w:p>
       <w:pPr>
-        <w:spacing w:after="60"/>
+        <w:spacing w:after="40"/>
       </w:pPr>
       <w:r>
-        <w:t>질문 대비: '왜 집에서 수집했나' → 사무실 회선에서 해당 기관 서버로 접속이 되지 않았다. 인증키 문제가 아니라 회선 문제였고, 집에서는 정상 수집되었다.</w:t>
+        <w:t>· 수집이 정확한지 → 응답에 들어 있는 총 건수 값과 실제 수집 건수를 대조해 확인했습니다.</w:t>
       </w:r>
     </w:p>
     <w:p>
@@ -226,52 +432,112 @@
     </w:p>
     <w:p>
       <w:pPr>
-        <w:spacing w:after="60"/>
+        <w:spacing w:after="40"/>
       </w:pPr>
       <w:r>
-        <w:t>이 장이 분석의 전제다. 천천히 설명한다.</w:t>
+        <w:rPr>
+          <w:b/>
+          <w:color w:val="595959"/>
+        </w:rPr>
+        <w:t>[대본]</w:t>
       </w:r>
     </w:p>
     <w:p>
       <w:pPr>
-        <w:spacing w:after="60"/>
+        <w:spacing w:after="40"/>
+      </w:pPr>
+      <w:r>
+        <w:t>이 장이 분석의 전제입니다. 두 기관은 내용정보를 주는 방식이 다릅니다.</w:t>
+      </w:r>
+    </w:p>
+    <w:p>
+      <w:pPr>
+        <w:spacing w:after="40"/>
+      </w:pPr>
+      <w:r>
+        <w:t>영상물은 항목마다 1단계에서 5단계까지 수준을 주고, 게임물은 수준 없이 해당하는 항목의 이름만 줍니다.</w:t>
+      </w:r>
+    </w:p>
+    <w:p>
+      <w:pPr>
+        <w:spacing w:after="40"/>
+      </w:pPr>
+      <w:r>
+        <w:t>그래서 그대로는 비교가 되지 않습니다.</w:t>
+      </w:r>
+    </w:p>
+    <w:p>
+      <w:pPr>
+        <w:spacing w:after="40"/>
+      </w:pPr>
+      <w:r>
+        <w:t>통합은 명칭이 완전히 같은 네 개, 선정성·폭력성·공포·약물만 했습니다.</w:t>
+      </w:r>
+    </w:p>
+    <w:p>
+      <w:pPr>
+        <w:spacing w:after="40"/>
+      </w:pPr>
+      <w:r>
+        <w:t>대사와 언어처럼 비슷해 보이는 항목도 측정 대상이 달라 합치지 않았습니다. 합치면 없는 값을 만들게 됩니다.</w:t>
+      </w:r>
+    </w:p>
+    <w:p>
+      <w:pPr>
+        <w:spacing w:after="40"/>
+      </w:pPr>
+      <w:r>
+        <w:t>영상물의 5단계는 3단계 이상을 보유로 간주해 게임물 체계에 맞췄고, 원래 단계값도 함께 보관했습니다.</w:t>
+      </w:r>
+    </w:p>
+    <w:p>
+      <w:pPr>
+        <w:spacing w:after="40"/>
+      </w:pPr>
+      <w:r>
+        <w:t>이렇게 해서 비교에 쓸 수 있는 건이 154,328건입니다.</w:t>
+      </w:r>
+    </w:p>
+    <w:p>
+      <w:pPr>
+        <w:spacing w:after="40"/>
       </w:pPr>
       <w:r/>
     </w:p>
     <w:p>
       <w:pPr>
-        <w:spacing w:after="60"/>
+        <w:spacing w:after="40"/>
       </w:pPr>
       <w:r>
-        <w:t>말할 것: 두 기관이 내용정보를 주는 방식이 아예 다르다. 영상물은 항목마다 점수가 있고, 게임물은 해당하는 항목 이름만 나열한다. 그래서 그대로는 비교가 안 된다.</w:t>
+        <w:rPr>
+          <w:b/>
+          <w:color w:val="595959"/>
+        </w:rPr>
+        <w:t>[예상 질문]</w:t>
       </w:r>
     </w:p>
     <w:p>
       <w:pPr>
-        <w:spacing w:after="60"/>
-      </w:pPr>
-      <w:r/>
-    </w:p>
-    <w:p>
-      <w:pPr>
-        <w:spacing w:after="60"/>
+        <w:spacing w:after="40"/>
       </w:pPr>
       <w:r>
-        <w:t>핵심은 '이름이 같은 4개만 합쳤다'는 것. 대사와 언어는 이름이 비슷하지만 재는 대상이 달라서 합치지 않았다. 이건 강사 피드백에서 지적받은 부분이기도 하다.</w:t>
+        <w:t>· 왜 3단계에서 잘랐나 → 4단계로 자르면 영상물은 4단계가 곧 청소년관람불가여서 정의상 100%가 나옵니다.</w:t>
       </w:r>
     </w:p>
     <w:p>
       <w:pPr>
-        <w:spacing w:after="60"/>
-      </w:pPr>
-      <w:r/>
+        <w:spacing w:after="40"/>
+      </w:pPr>
+      <w:r>
+        <w:t xml:space="preserve">  비교가 아니라 정의를 다시 보는 셈이 됩니다. 다만 3단계라는 기준 자체에 근거가 있는 것은 아니고,</w:t>
+      </w:r>
     </w:p>
     <w:p>
       <w:pPr>
-        <w:spacing w:after="60"/>
+        <w:spacing w:after="40"/>
       </w:pPr>
       <w:r>
-        <w:t>질문 대비: '왜 3단계에서 잘랐나' → 4단계로 자르면 영상물은 4단계가 곧 청소년관람불가라 정의상 100%가 나와 비교가 성립하지 않는다. 3단계라는 선택 자체에 근거가 있는 것은 아니며, 이 한계는 뒤에서 다시 말한다.</w:t>
+        <w:t xml:space="preserve">  이 한계는 12쪽에서 다시 말씀드립니다.</w:t>
       </w:r>
     </w:p>
     <w:p>
@@ -289,38 +555,104 @@
     </w:p>
     <w:p>
       <w:pPr>
-        <w:spacing w:after="60"/>
+        <w:spacing w:after="40"/>
       </w:pPr>
       <w:r>
-        <w:t>발표의 뼈대. 이 장에서 세 문장을 또박또박 말하고, 뒤 장에서 하나씩 근거를 댄다.</w:t>
+        <w:rPr>
+          <w:b/>
+          <w:color w:val="595959"/>
+        </w:rPr>
+        <w:t>[대본]</w:t>
       </w:r>
     </w:p>
     <w:p>
       <w:pPr>
-        <w:spacing w:after="60"/>
+        <w:spacing w:after="40"/>
+      </w:pPr>
+      <w:r>
+        <w:t>결론은 세 가지입니다.</w:t>
+      </w:r>
+    </w:p>
+    <w:p>
+      <w:pPr>
+        <w:spacing w:after="40"/>
+      </w:pPr>
+      <w:r>
+        <w:t>첫째, 게임물의 청소년이용불가를 결정하는 요인은 폭력성이나 선정성이 아니라 사행성입니다.</w:t>
+      </w:r>
+    </w:p>
+    <w:p>
+      <w:pPr>
+        <w:spacing w:after="40"/>
+      </w:pPr>
+      <w:r>
+        <w:t>청소년이용불가 게임물의 76.3%가 사행성을 갖고 있습니다.</w:t>
+      </w:r>
+    </w:p>
+    <w:p>
+      <w:pPr>
+        <w:spacing w:after="40"/>
+      </w:pPr>
+      <w:r>
+        <w:t>둘째, 그런데 위원회 심의 대상은 게임물 등급분류 전체의 0.27%에 불과합니다.</w:t>
+      </w:r>
+    </w:p>
+    <w:p>
+      <w:pPr>
+        <w:spacing w:after="40"/>
+      </w:pPr>
+      <w:r>
+        <w:t>셋째, 영상물의 등급은 내용정보 일곱 개 항목의 최고값과 사실상 같습니다. 일치율이 99.93%입니다.</w:t>
+      </w:r>
+    </w:p>
+    <w:p>
+      <w:pPr>
+        <w:spacing w:after="40"/>
+      </w:pPr>
+      <w:r>
+        <w:t>지금부터 하나씩 근거를 보여 드리겠습니다.</w:t>
+      </w:r>
+    </w:p>
+    <w:p>
+      <w:pPr>
+        <w:spacing w:after="40"/>
       </w:pPr>
       <w:r/>
     </w:p>
     <w:p>
       <w:pPr>
-        <w:spacing w:after="60"/>
+        <w:spacing w:after="40"/>
       </w:pPr>
       <w:r>
-        <w:t>세 결론이 이어지는 순서가 중요하다. 1번은 '게임 규제의 실체가 무엇이냐', 2번은 '그런데 그 이야기가 게임물 전체에 해당하느냐', 3번은 '영상물은 아예 구조가 다르다' 로 이어진다.</w:t>
+        <w:rPr>
+          <w:b/>
+          <w:color w:val="595959"/>
+        </w:rPr>
+        <w:t>[보충]</w:t>
       </w:r>
     </w:p>
     <w:p>
       <w:pPr>
-        <w:spacing w:after="60"/>
-      </w:pPr>
-      <w:r/>
+        <w:spacing w:after="40"/>
+      </w:pPr>
+      <w:r>
+        <w:t>· 세 결론은 순서대로 이어집니다. 1번이 '게임 규제의 실질이 무엇인가', 2번이 '그 이야기가 게임물</w:t>
+      </w:r>
     </w:p>
     <w:p>
       <w:pPr>
-        <w:spacing w:after="60"/>
+        <w:spacing w:after="40"/>
       </w:pPr>
       <w:r>
-        <w:t>청중이 한 문장만 기억한다면 결론 1이다.</w:t>
+        <w:t xml:space="preserve">  전체에 해당하는가', 3번이 '영상물은 구조 자체가 다르다'입니다.</w:t>
+      </w:r>
+    </w:p>
+    <w:p>
+      <w:pPr>
+        <w:spacing w:after="40"/>
+      </w:pPr>
+      <w:r>
+        <w:t>· 하나만 기억하신다면 결론 1입니다.</w:t>
       </w:r>
     </w:p>
     <w:p>
@@ -333,43 +665,93 @@
           <w:color w:val="1F3864"/>
           <w:sz w:val="26"/>
         </w:rPr>
-        <w:t>7. 청소년이용불가 게임물은 무엇을 갖고 있었는가</w:t>
+        <w:t>7. 청소년이용불가 게임물의 내용정보 구성</w:t>
       </w:r>
     </w:p>
     <w:p>
       <w:pPr>
-        <w:spacing w:after="60"/>
+        <w:spacing w:after="40"/>
       </w:pPr>
       <w:r>
-        <w:t>말할 것: 청소년이용불가를 받은 게임물이 실제로 어떤 항목을 갖고 있었는지 센 것이다. 약 4분의 3이 사행성을 갖고 있다.</w:t>
+        <w:rPr>
+          <w:b/>
+          <w:color w:val="595959"/>
+        </w:rPr>
+        <w:t>[대본]</w:t>
       </w:r>
     </w:p>
     <w:p>
       <w:pPr>
-        <w:spacing w:after="60"/>
+        <w:spacing w:after="40"/>
+      </w:pPr>
+      <w:r>
+        <w:t>청소년이용불가를 받은 게임물 8,223건이 실제로 어떤 내용정보를 갖고 있었는지 센 결과입니다.</w:t>
+      </w:r>
+    </w:p>
+    <w:p>
+      <w:pPr>
+        <w:spacing w:after="40"/>
+      </w:pPr>
+      <w:r>
+        <w:t>사행성이 76.3%로 가장 많고, 폭력성 18.3%, 선정성 17.0%입니다. 한 건이 여러 항목을 가질 수 있어</w:t>
+      </w:r>
+    </w:p>
+    <w:p>
+      <w:pPr>
+        <w:spacing w:after="40"/>
+      </w:pPr>
+      <w:r>
+        <w:t>합계는 100%를 넘습니다.</w:t>
+      </w:r>
+    </w:p>
+    <w:p>
+      <w:pPr>
+        <w:spacing w:after="40"/>
+      </w:pPr>
+      <w:r>
+        <w:t>아래 줄이 더 중요합니다. 사행성이 부여된 게임물은 95.3%가 청소년이용불가이고, 없으면 8.9%입니다.</w:t>
+      </w:r>
+    </w:p>
+    <w:p>
+      <w:pPr>
+        <w:spacing w:after="40"/>
+      </w:pPr>
+      <w:r>
+        <w:t>다른 어떤 항목에서도 이만한 차이는 나오지 않습니다.</w:t>
+      </w:r>
+    </w:p>
+    <w:p>
+      <w:pPr>
+        <w:spacing w:after="40"/>
       </w:pPr>
       <w:r/>
     </w:p>
     <w:p>
       <w:pPr>
-        <w:spacing w:after="60"/>
+        <w:spacing w:after="40"/>
       </w:pPr>
       <w:r>
-        <w:t>아래 줄이 더 중요하다. 사행성이 붙으면 95.3%가 청소년이용불가이고, 없으면 8.9%다. 다른 어떤 항목에서도 이만한 차이가 나지 않는다.</w:t>
+        <w:rPr>
+          <w:b/>
+          <w:color w:val="595959"/>
+        </w:rPr>
+        <w:t>[보충]</w:t>
       </w:r>
     </w:p>
     <w:p>
       <w:pPr>
-        <w:spacing w:after="60"/>
-      </w:pPr>
-      <w:r/>
+        <w:spacing w:after="40"/>
+      </w:pPr>
+      <w:r>
+        <w:t>· 사행성은 베팅 요소를 말하며, 웹보드 게임인 고스톱·포커류가 여기 해당합니다.</w:t>
+      </w:r>
     </w:p>
     <w:p>
       <w:pPr>
-        <w:spacing w:after="60"/>
+        <w:spacing w:after="40"/>
       </w:pPr>
       <w:r>
-        <w:t>용어 설명이 필요하면: 사행성은 도박성, 즉 베팅 요소를 말한다. 웹보드 게임(고스톱·포커류)이 여기 해당한다.</w:t>
+        <w:t>· 8,223건은 등급취소 건을 제외한 수치입니다.</w:t>
       </w:r>
     </w:p>
     <w:p>
@@ -382,43 +764,109 @@
           <w:color w:val="1F3864"/>
           <w:sz w:val="26"/>
         </w:rPr>
-        <w:t>8. 항목을 하나만 가진 건으로 좁혀도 같다</w:t>
+        <w:t>8. 단독 보유 건으로 좁혀도 동일한 결과</w:t>
       </w:r>
     </w:p>
     <w:p>
       <w:pPr>
-        <w:spacing w:after="60"/>
+        <w:spacing w:after="40"/>
       </w:pPr>
       <w:r>
-        <w:t>말할 것: 앞 장은 '청불 게임이 무엇을 갖고 있었나'였고, 이 장은 반대 방향이다. '그 항목 하나만 가진 게임은 어떤 등급을 받았나'를 본 것이다.</w:t>
+        <w:rPr>
+          <w:b/>
+          <w:color w:val="595959"/>
+        </w:rPr>
+        <w:t>[대본]</w:t>
       </w:r>
     </w:p>
     <w:p>
       <w:pPr>
-        <w:spacing w:after="60"/>
+        <w:spacing w:after="40"/>
+      </w:pPr>
+      <w:r>
+        <w:t>앞 장이 '청불 게임물이 무엇을 갖고 있었나'였다면, 이 장은 반대 방향입니다.</w:t>
+      </w:r>
+    </w:p>
+    <w:p>
+      <w:pPr>
+        <w:spacing w:after="40"/>
+      </w:pPr>
+      <w:r>
+        <w:t>그 항목 하나만 가진 게임물이 어떤 등급을 받았는지 본 것입니다.</w:t>
+      </w:r>
+    </w:p>
+    <w:p>
+      <w:pPr>
+        <w:spacing w:after="40"/>
+      </w:pPr>
+      <w:r>
+        <w:t>사행성만 있는 경우 97.1%가 청소년이용불가인데, 폭력성만 있는 경우는 11.1%입니다.</w:t>
+      </w:r>
+    </w:p>
+    <w:p>
+      <w:pPr>
+        <w:spacing w:after="40"/>
+      </w:pPr>
+      <w:r>
+        <w:t>같은 '항목 하나'인데 결과가 전혀 다릅니다.</w:t>
+      </w:r>
+    </w:p>
+    <w:p>
+      <w:pPr>
+        <w:spacing w:after="40"/>
+      </w:pPr>
+      <w:r>
+        <w:t>즉 게임물은 수준이 올라가서 등급이 올라가는 구조가 아니라, 어떤 항목이 붙었는지로 갈리는 구조입니다.</w:t>
+      </w:r>
+    </w:p>
+    <w:p>
+      <w:pPr>
+        <w:spacing w:after="40"/>
+      </w:pPr>
+      <w:r>
+        <w:t>참고로 내용정보가 비어 있는 13,993건은 청소년이용불가 비율이 0.06%였습니다.</w:t>
+      </w:r>
+    </w:p>
+    <w:p>
+      <w:pPr>
+        <w:spacing w:after="40"/>
+      </w:pPr>
+      <w:r>
+        <w:t>기록을 빠뜨린 것이 아니라 실제로 해당 요소가 없는 것으로 판단했습니다.</w:t>
+      </w:r>
+    </w:p>
+    <w:p>
+      <w:pPr>
+        <w:spacing w:after="40"/>
       </w:pPr>
       <w:r/>
     </w:p>
     <w:p>
       <w:pPr>
-        <w:spacing w:after="60"/>
+        <w:spacing w:after="40"/>
       </w:pPr>
       <w:r>
-        <w:t>사행성만 붙으면 97.1%가 청소년이용불가인데, 폭력성만 붙은 게임은 11.1%뿐이다. 열 개 중 아홉은 청소년도 이용할 수 있다는 뜻이다.</w:t>
+        <w:rPr>
+          <w:b/>
+          <w:color w:val="595959"/>
+        </w:rPr>
+        <w:t>[예상 질문]</w:t>
       </w:r>
     </w:p>
     <w:p>
       <w:pPr>
-        <w:spacing w:after="60"/>
-      </w:pPr>
-      <w:r/>
+        <w:spacing w:after="40"/>
+      </w:pPr>
+      <w:r>
+        <w:t>· 단독 보유 건이 적지 않나 → 사행성 단독 6,093건, 폭력성 단독 4,683건, 선정성 단독 906건으로</w:t>
+      </w:r>
     </w:p>
     <w:p>
       <w:pPr>
-        <w:spacing w:after="60"/>
+        <w:spacing w:after="40"/>
       </w:pPr>
       <w:r>
-        <w:t>아래 문장은 데이터 품질 이야기다. 내용정보 칸이 빈 게 절반 가까이 되는데, 그 건들의 청불률이 0.06%라서 '기록을 안 한 것'이 아니라 '해당 요소가 없는 것'으로 판단했다.</w:t>
+        <w:t xml:space="preserve">  비교에 충분한 규모입니다.</w:t>
       </w:r>
     </w:p>
     <w:p>
@@ -431,57 +879,109 @@
           <w:color w:val="1F3864"/>
           <w:sz w:val="26"/>
         </w:rPr>
-        <w:t>9. 그런데 이 이야기는 게임물 전체가 아니다</w:t>
+        <w:t>9. 게임물 전체로 일반화할 수 없는 결과</w:t>
       </w:r>
     </w:p>
     <w:p>
       <w:pPr>
-        <w:spacing w:after="60"/>
+        <w:spacing w:after="40"/>
       </w:pPr>
       <w:r>
-        <w:t>말할 것: 결론 1은 위원회가 직접 심의한 게임물 이야기다. 그런데 게임물 등급분류는 두 경로로 이뤄진다. 위원회 심의와, 구글·애플 같은 사업자의 자체등급분류다.</w:t>
+        <w:rPr>
+          <w:b/>
+          <w:color w:val="595959"/>
+        </w:rPr>
+        <w:t>[대본]</w:t>
       </w:r>
     </w:p>
     <w:p>
       <w:pPr>
-        <w:spacing w:after="60"/>
+        <w:spacing w:after="40"/>
+      </w:pPr>
+      <w:r>
+        <w:t>여기서 조건을 하나 붙여야 합니다. 앞의 결론은 위원회가 직접 심의한 게임물 이야기입니다.</w:t>
+      </w:r>
+    </w:p>
+    <w:p>
+      <w:pPr>
+        <w:spacing w:after="40"/>
+      </w:pPr>
+      <w:r>
+        <w:t>게임물 등급분류는 두 경로로 이뤄집니다. 위원회 심의와, 구글·애플 같은 사업자의 자체등급분류입니다.</w:t>
+      </w:r>
+    </w:p>
+    <w:p>
+      <w:pPr>
+        <w:spacing w:after="40"/>
+      </w:pPr>
+      <w:r>
+        <w:t>같은 기간으로 맞춰 보면 위원회 207건, 자체등급분류 76,409건으로 약 369배 차이입니다.</w:t>
+      </w:r>
+    </w:p>
+    <w:p>
+      <w:pPr>
+        <w:spacing w:after="40"/>
+      </w:pPr>
+      <w:r>
+        <w:t>공개 API로 볼 수 있는 범위는 전체의 0.27%뿐입니다.</w:t>
+      </w:r>
+    </w:p>
+    <w:p>
+      <w:pPr>
+        <w:spacing w:after="40"/>
+      </w:pPr>
+      <w:r>
+        <w:t>19년간의 위원회 분류 건수보다 7주간의 자체등급분류 건수가 더 많습니다.</w:t>
+      </w:r>
+    </w:p>
+    <w:p>
+      <w:pPr>
+        <w:spacing w:after="40"/>
+      </w:pPr>
+      <w:r>
+        <w:t>다만 이 차이를 심의가 느슨하다는 뜻으로 읽으면 안 됩니다. 자체등급분류에는 사행성 게임물이</w:t>
+      </w:r>
+    </w:p>
+    <w:p>
+      <w:pPr>
+        <w:spacing w:after="40"/>
+      </w:pPr>
+      <w:r>
+        <w:t>사실상 없습니다. 보유율이 0.05% 대 23.2%로, 애초에 들어오는 게임물이 다릅니다.</w:t>
+      </w:r>
+    </w:p>
+    <w:p>
+      <w:pPr>
+        <w:spacing w:after="40"/>
       </w:pPr>
       <w:r/>
     </w:p>
     <w:p>
       <w:pPr>
-        <w:spacing w:after="60"/>
+        <w:spacing w:after="40"/>
       </w:pPr>
       <w:r>
-        <w:t>같은 기간으로 맞춰 보니 위원회 207건 대 자체등급분류 76,409건, 약 369배 차이였다. 공개 API 로 볼 수 있는 건 전체의 0.27%뿐이다.</w:t>
+        <w:rPr>
+          <w:b/>
+          <w:color w:val="595959"/>
+        </w:rPr>
+        <w:t>[예상 질문]</w:t>
       </w:r>
     </w:p>
     <w:p>
       <w:pPr>
-        <w:spacing w:after="60"/>
-      </w:pPr>
-      <w:r/>
-    </w:p>
-    <w:p>
-      <w:pPr>
-        <w:spacing w:after="60"/>
+        <w:spacing w:after="40"/>
       </w:pPr>
       <w:r>
-        <w:t>중요: 이 차이를 '사업자가 느슨하다'로 읽으면 안 된다. 자체등급분류에는 사행성 게임이 거의 없다(0.05% 대 23.2%). 애초에 들어오는 게임이 다르다.</w:t>
+        <w:t>· 그럼 결론 1은 의미가 없나 → 아닙니다. '위원회가 직접 심의한 게임물'이라는 조건을 반드시 붙여야</w:t>
       </w:r>
     </w:p>
     <w:p>
       <w:pPr>
-        <w:spacing w:after="60"/>
-      </w:pPr>
-      <w:r/>
-    </w:p>
-    <w:p>
-      <w:pPr>
-        <w:spacing w:after="60"/>
+        <w:spacing w:after="40"/>
       </w:pPr>
       <w:r>
-        <w:t>질문 대비: '그럼 결론 1은 의미가 없나' → 아니다. 다만 '위원회가 직접 심의한 게임물'이라는 조건을 반드시 붙여야 한다는 뜻이고, 그 조건을 대시보드와 리포트에 모두 적어 두었다.</w:t>
+        <w:t xml:space="preserve">  한다는 뜻이고, 그 조건을 대시보드와 리포트에 모두 적어 두었습니다.</w:t>
       </w:r>
     </w:p>
     <w:p>
@@ -494,57 +994,125 @@
           <w:color w:val="1F3864"/>
           <w:sz w:val="26"/>
         </w:rPr>
-        <w:t>10. 영상물은 등급 결정 구조가 아예 다르다</w:t>
+        <w:t>10. 영상물의 상이한 등급 결정 구조</w:t>
       </w:r>
     </w:p>
     <w:p>
       <w:pPr>
-        <w:spacing w:after="60"/>
+        <w:spacing w:after="40"/>
       </w:pPr>
       <w:r>
-        <w:t>말할 것: 영상물은 항목마다 점수가 있으니, 그 점수와 등급의 관계를 보는 게 자연스러운 분석이다. 그런데 해 보니 관계가 아니라 항등식이었다.</w:t>
+        <w:rPr>
+          <w:b/>
+          <w:color w:val="595959"/>
+        </w:rPr>
+        <w:t>[대본]</w:t>
       </w:r>
     </w:p>
     <w:p>
       <w:pPr>
-        <w:spacing w:after="60"/>
+        <w:spacing w:after="40"/>
+      </w:pPr>
+      <w:r>
+        <w:t>영상물은 구조가 아예 다릅니다. 항목마다 1단계에서 5단계까지 수준이 있으니,</w:t>
+      </w:r>
+    </w:p>
+    <w:p>
+      <w:pPr>
+        <w:spacing w:after="40"/>
+      </w:pPr>
+      <w:r>
+        <w:t>그 최고값과 실제 등급이 어떤 관계인지 보는 것이 자연스러운 분석입니다.</w:t>
+      </w:r>
+    </w:p>
+    <w:p>
+      <w:pPr>
+        <w:spacing w:after="40"/>
+      </w:pPr>
+      <w:r>
+        <w:t>그런데 관계가 아니라 항등식이었습니다. 최고값이 1단계면 전체관람가, 2단계면 12세,</w:t>
+      </w:r>
+    </w:p>
+    <w:p>
+      <w:pPr>
+        <w:spacing w:after="40"/>
+      </w:pPr>
+      <w:r>
+        <w:t>4단계면 청소년관람불가로 그대로 대응됩니다. 134,462건 중 134,364건, 99.93%가 이 규칙에 맞고,</w:t>
+      </w:r>
+    </w:p>
+    <w:p>
+      <w:pPr>
+        <w:spacing w:after="40"/>
+      </w:pPr>
+      <w:r>
+        <w:t>표기 체계가 바뀐 2017년 5월 이후 94,516건에서는 예외가 하나도 없습니다.</w:t>
+      </w:r>
+    </w:p>
+    <w:p>
+      <w:pPr>
+        <w:spacing w:after="40"/>
+      </w:pPr>
+      <w:r>
+        <w:t>즉 등급은 계산해서 나온 값이 아니라 최고값을 옮겨 적은 값입니다.</w:t>
+      </w:r>
+    </w:p>
+    <w:p>
+      <w:pPr>
+        <w:spacing w:after="40"/>
+      </w:pPr>
+      <w:r>
+        <w:t>그래서 내용정보로 등급을 설명하는 분석은 성립하지 않습니다. 같은 값을 두 번 쓰는 것이기 때문입니다.</w:t>
+      </w:r>
+    </w:p>
+    <w:p>
+      <w:pPr>
+        <w:spacing w:after="40"/>
       </w:pPr>
       <w:r/>
     </w:p>
     <w:p>
       <w:pPr>
-        <w:spacing w:after="60"/>
+        <w:spacing w:after="40"/>
       </w:pPr>
       <w:r>
-        <w:t>가장 높은 점수가 1단계면 전부 전체관람가, 2단계면 전부 12세다. 99.93%가 그렇고, 표기 방식이 바뀐 2017년 5월 이후로는 예외가 하나도 없다.</w:t>
+        <w:rPr>
+          <w:b/>
+          <w:color w:val="595959"/>
+        </w:rPr>
+        <w:t>[보충]</w:t>
       </w:r>
     </w:p>
     <w:p>
       <w:pPr>
-        <w:spacing w:after="60"/>
-      </w:pPr>
-      <w:r/>
-    </w:p>
-    <w:p>
-      <w:pPr>
-        <w:spacing w:after="60"/>
+        <w:spacing w:after="40"/>
       </w:pPr>
       <w:r>
-        <w:t>이 발견의 의미: 원래 하려던 분석(내용정보로 등급 설명)이 무의미해졌다. 실제로 회귀분석을 돌렸더니 AUC 가 1.000 이 나왔는데, 모형이 좋아서가 아니라 정답을 미리 알려준 것이었다. 이걸 확인하고 분석 방향을 바꿨다.</w:t>
+        <w:t>· 실제로 내용정보로 등급을 예측하는 회귀분석을 돌렸더니 AUC가 1.000이 나왔습니다.</w:t>
       </w:r>
     </w:p>
     <w:p>
       <w:pPr>
-        <w:spacing w:after="60"/>
-      </w:pPr>
-      <w:r/>
+        <w:spacing w:after="40"/>
+      </w:pPr>
+      <w:r>
+        <w:t xml:space="preserve">  모형이 좋아서가 아니라 정답을 그대로 입력한 결과였습니다.</w:t>
+      </w:r>
     </w:p>
     <w:p>
       <w:pPr>
-        <w:spacing w:after="60"/>
+        <w:spacing w:after="40"/>
       </w:pPr>
       <w:r>
-        <w:t>AUC 설명이 필요하면: 1에 가까울수록 완벽히 맞힌다는 뜻이고, 1.000 은 현실 데이터에서 나올 수 없는 값이라 의심해야 한다고 말한다.</w:t>
+        <w:t>· AUC는 1에 가까울수록 잘 맞힌다는 지표인데, 1.000은 현실 데이터에서 나올 수 없는 값이라</w:t>
+      </w:r>
+    </w:p>
+    <w:p>
+      <w:pPr>
+        <w:spacing w:after="40"/>
+      </w:pPr>
+      <w:r>
+        <w:t xml:space="preserve">  의심해야 하는 신호입니다.</w:t>
       </w:r>
     </w:p>
     <w:p>
@@ -562,38 +1130,104 @@
     </w:p>
     <w:p>
       <w:pPr>
-        <w:spacing w:after="60"/>
+        <w:spacing w:after="40"/>
       </w:pPr>
       <w:r>
-        <w:t>말할 것: 앞 장에서 등급은 옮겨 적은 값이라고 했다. 그러면 이 자료에서 사람의 판단은 어디에 남아 있나. 신청등급이다.</w:t>
+        <w:rPr>
+          <w:b/>
+          <w:color w:val="595959"/>
+        </w:rPr>
+        <w:t>[대본]</w:t>
       </w:r>
     </w:p>
     <w:p>
       <w:pPr>
-        <w:spacing w:after="60"/>
+        <w:spacing w:after="40"/>
+      </w:pPr>
+      <w:r>
+        <w:t>그러면 이 자료에서 심의 판단은 어디에 남아 있는가. 신청등급입니다.</w:t>
+      </w:r>
+    </w:p>
+    <w:p>
+      <w:pPr>
+        <w:spacing w:after="40"/>
+      </w:pPr>
+      <w:r>
+        <w:t>신청등급은 신청인이 스스로 판단해 적어 낸 값이라 결정등급과 같은 값이 아닙니다.</w:t>
+      </w:r>
+    </w:p>
+    <w:p>
+      <w:pPr>
+        <w:spacing w:after="40"/>
+      </w:pPr>
+      <w:r>
+        <w:t>전체 건 중 12.2%에서 조정이 일어났고, 상향이 8.6%, 하향이 3.6%입니다.</w:t>
+      </w:r>
+    </w:p>
+    <w:p>
+      <w:pPr>
+        <w:spacing w:after="40"/>
+      </w:pPr>
+      <w:r>
+        <w:t>특히 12세로 신청한 건의 28.2%가 상향됐습니다. 신청인이 등급을 가장 낮게 예측하는 구간입니다.</w:t>
+      </w:r>
+    </w:p>
+    <w:p>
+      <w:pPr>
+        <w:spacing w:after="40"/>
+      </w:pPr>
+      <w:r>
+        <w:t>반대로 청소년관람불가로 신청하면 더 올라갈 자리가 없어 조정이 드뭅니다.</w:t>
+      </w:r>
+    </w:p>
+    <w:p>
+      <w:pPr>
+        <w:spacing w:after="40"/>
+      </w:pPr>
+      <w:r>
+        <w:t>결국 이 12.2% 구간이 자료에서 심의 판단을 확인할 수 있는 유일한 영역입니다.</w:t>
+      </w:r>
+    </w:p>
+    <w:p>
+      <w:pPr>
+        <w:spacing w:after="40"/>
       </w:pPr>
       <w:r/>
     </w:p>
     <w:p>
       <w:pPr>
-        <w:spacing w:after="60"/>
+        <w:spacing w:after="40"/>
       </w:pPr>
       <w:r>
-        <w:t>신청인이 스스로 매긴 등급과 위원회가 결정한 등급이 갈리는 지점, 그게 12.2%다. 여기만 내용정보로 설명되지 않는다.</w:t>
+        <w:rPr>
+          <w:b/>
+          <w:color w:val="595959"/>
+        </w:rPr>
+        <w:t>[예상 질문]</w:t>
       </w:r>
     </w:p>
     <w:p>
       <w:pPr>
-        <w:spacing w:after="60"/>
-      </w:pPr>
-      <w:r/>
+        <w:spacing w:after="40"/>
+      </w:pPr>
+      <w:r>
+        <w:t>· 상향을 모형으로 설명해 봤나 → 내용정보와 종별·연도로 상향 여부를 예측하면 AUC 0.825가 나왔습니다.</w:t>
+      </w:r>
     </w:p>
     <w:p>
       <w:pPr>
-        <w:spacing w:after="60"/>
+        <w:spacing w:after="40"/>
       </w:pPr>
       <w:r>
-        <w:t>질문 대비: '상향률을 모형으로 설명해 봤나' → 내용정보와 종별·연도로 상향 여부를 예측하면 AUC 0.825 가 나온다. 신청등급 자체는 변수로 넣지 않았다. 넣으면 다시 항등식이 되기 때문이다.</w:t>
+        <w:t xml:space="preserve">  신청등급 자체는 변수로 넣지 않았습니다. 상향은 '최고값이 신청등급보다 높다'와 같은 말이어서</w:t>
+      </w:r>
+    </w:p>
+    <w:p>
+      <w:pPr>
+        <w:spacing w:after="40"/>
+      </w:pPr>
+      <w:r>
+        <w:t xml:space="preserve">  넣으면 다시 항등식이 되기 때문입니다.</w:t>
       </w:r>
     </w:p>
     <w:p>
@@ -606,57 +1240,117 @@
           <w:color w:val="1F3864"/>
           <w:sz w:val="26"/>
         </w:rPr>
-        <w:t>12. 같은 조건에서 비교하면 게임물이 더 엄격하다</w:t>
+        <w:t>12. 동일 조건 비교 시 게임물의 판정이 더 엄격</w:t>
       </w:r>
     </w:p>
     <w:p>
       <w:pPr>
-        <w:spacing w:after="60"/>
+        <w:spacing w:after="40"/>
       </w:pPr>
       <w:r>
-        <w:t>말할 것: 강사 피드백의 핵심 요구가 '같은 내용 수준에서 매체 간 차이를 보라'는 것이었다. 이 장이 그 답이다.</w:t>
+        <w:rPr>
+          <w:b/>
+          <w:color w:val="595959"/>
+        </w:rPr>
+        <w:t>[대본]</w:t>
       </w:r>
     </w:p>
     <w:p>
       <w:pPr>
-        <w:spacing w:after="60"/>
+        <w:spacing w:after="40"/>
+      </w:pPr>
+      <w:r>
+        <w:t>매체 비교입니다. 명칭이 같은 네 개 항목의 보유 조합이 완전히 같은 건끼리만 비교했습니다.</w:t>
+      </w:r>
+    </w:p>
+    <w:p>
+      <w:pPr>
+        <w:spacing w:after="40"/>
+      </w:pPr>
+      <w:r>
+        <w:t>예를 들어 선정성만 있는 건끼리, 폭력성과 공포가 함께 있는 건끼리 비교한 것입니다.</w:t>
+      </w:r>
+    </w:p>
+    <w:p>
+      <w:pPr>
+        <w:spacing w:after="40"/>
+      </w:pPr>
+      <w:r>
+        <w:t>비교 가능한 10개 조합 전부에서 게임물의 청소년 이용 제한 비율이 높았고, 평균 차이는 15.1%p입니다.</w:t>
+      </w:r>
+    </w:p>
+    <w:p>
+      <w:pPr>
+        <w:spacing w:after="40"/>
+      </w:pPr>
+      <w:r>
+        <w:t>다만 한계를 함께 말씀드려야 합니다. 영상물의 5단계를 게임물의 보유·미보유에 맞추려면</w:t>
+      </w:r>
+    </w:p>
+    <w:p>
+      <w:pPr>
+        <w:spacing w:after="40"/>
+      </w:pPr>
+      <w:r>
+        <w:t>어딘가에서 잘라야 하는데, 그 지점은 데이터가 정해 주지 않습니다.</w:t>
+      </w:r>
+    </w:p>
+    <w:p>
+      <w:pPr>
+        <w:spacing w:after="40"/>
+      </w:pPr>
+      <w:r>
+        <w:t>3단계로 자르면 지금 보시는 결과이고, 4단계로 자르면 영상물이 정의상 100%가 되어 비교가 성립하지 않습니다.</w:t>
+      </w:r>
+    </w:p>
+    <w:p>
+      <w:pPr>
+        <w:spacing w:after="40"/>
+      </w:pPr>
+      <w:r>
+        <w:t>그래서 '게임물이 더 엄격하다'는 결론은 절단 기준을 함께 적을 때만 쓸 수 있습니다.</w:t>
+      </w:r>
+    </w:p>
+    <w:p>
+      <w:pPr>
+        <w:spacing w:after="40"/>
       </w:pPr>
       <w:r/>
     </w:p>
     <w:p>
       <w:pPr>
-        <w:spacing w:after="60"/>
+        <w:spacing w:after="40"/>
       </w:pPr>
       <w:r>
-        <w:t>보유 조합이 완전히 같은 건끼리만 비교했다. 예를 들어 '선정성만 있는 건'끼리, '폭력성과 공포가 있는 건'끼리 비교한 것이다. 비교 가능한 10개 조합 전부에서 게임물이 더 높았고 평균 15.1%p 차이였다.</w:t>
+        <w:rPr>
+          <w:b/>
+          <w:color w:val="595959"/>
+        </w:rPr>
+        <w:t>[예상 질문]</w:t>
       </w:r>
     </w:p>
     <w:p>
       <w:pPr>
-        <w:spacing w:after="60"/>
-      </w:pPr>
-      <w:r/>
-    </w:p>
-    <w:p>
-      <w:pPr>
-        <w:spacing w:after="60"/>
+        <w:spacing w:after="40"/>
       </w:pPr>
       <w:r>
-        <w:t>한계를 반드시 같이 말한다. 이 결론은 '3단계 이상을 보유로 본다'는 기준 위에서만 성립한다. 발표에서 이 단서를 빼면 과장이 된다.</w:t>
+        <w:t>· 왜 사행성은 비교에서 뺐나 → 영상물에 대응하는 항목이 없기 때문입니다. 남겨 두면 사행성 때문에</w:t>
       </w:r>
     </w:p>
     <w:p>
       <w:pPr>
-        <w:spacing w:after="60"/>
-      </w:pPr>
-      <w:r/>
+        <w:spacing w:after="40"/>
+      </w:pPr>
+      <w:r>
+        <w:t xml:space="preserve">  청불이 된 게임물이 '항목 없음' 칸에 섞여 결과가 뒤집힙니다. 영상물 쪽도 대칭으로</w:t>
+      </w:r>
     </w:p>
     <w:p>
       <w:pPr>
-        <w:spacing w:after="60"/>
+        <w:spacing w:after="40"/>
       </w:pPr>
       <w:r>
-        <w:t>질문 대비: '왜 사행성은 비교에서 뺐나' → 영상물에 대응 항목이 없어서다. 넣으면 사행성 때문에 청불이 된 게임이 '항목 없음' 칸에 섞여 결과가 뒤집힌다. 영상물 쪽도 대칭으로 주제·대사·모방위험을 뺐다.</w:t>
+        <w:t xml:space="preserve">  주제·대사·모방위험을 제외했습니다.</w:t>
       </w:r>
     </w:p>
     <w:p>
@@ -674,38 +1368,96 @@
     </w:p>
     <w:p>
       <w:pPr>
-        <w:spacing w:after="60"/>
+        <w:spacing w:after="40"/>
       </w:pPr>
       <w:r>
-        <w:t>말할 것: 세 결론 밖에서 따로 정리한 분석이다. 청소년 이용 제한 콘텐츠만 떼어 규모·추이·분포·항목·조합을 본 것이고, 산출물 ③번에 해당한다.</w:t>
+        <w:rPr>
+          <w:b/>
+          <w:color w:val="595959"/>
+        </w:rPr>
+        <w:t>[대본]</w:t>
       </w:r>
     </w:p>
     <w:p>
       <w:pPr>
-        <w:spacing w:after="60"/>
+        <w:spacing w:after="40"/>
+      </w:pPr>
+      <w:r>
+        <w:t>청소년 이용 제한 콘텐츠만 따로 떼어 정리한 결과입니다.</w:t>
+      </w:r>
+    </w:p>
+    <w:p>
+      <w:pPr>
+        <w:spacing w:after="40"/>
+      </w:pPr>
+      <w:r>
+        <w:t>표에서 가장 조심해야 할 숫자는 영상물 43.7%입니다. 이 값은 대부분 성인물이 만든 것이고,</w:t>
+      </w:r>
+    </w:p>
+    <w:p>
+      <w:pPr>
+        <w:spacing w:after="40"/>
+      </w:pPr>
+      <w:r>
+        <w:t>성인물을 빼면 10.7%로 내려갑니다. 종별을 통제하지 않으면 결론이 반대로 나올 수 있습니다.</w:t>
+      </w:r>
+    </w:p>
+    <w:p>
+      <w:pPr>
+        <w:spacing w:after="40"/>
+      </w:pPr>
+      <w:r>
+        <w:t>게임물에서는 보드게임 베팅성 장르가 99.7%로 가장 높고, 플랫폼에서는 온라인 게임이 74.9%입니다.</w:t>
+      </w:r>
+    </w:p>
+    <w:p>
+      <w:pPr>
+        <w:spacing w:after="40"/>
+      </w:pPr>
+      <w:r>
+        <w:t>둘 다 웹보드 게임이 몰려 있는 영역입니다.</w:t>
+      </w:r>
+    </w:p>
+    <w:p>
+      <w:pPr>
+        <w:spacing w:after="40"/>
+      </w:pPr>
+      <w:r>
+        <w:t>자체등급분류의 청소년이용불가 83건은, 제도상 사업자가 부여할 수 없는 등급입니다.</w:t>
+      </w:r>
+    </w:p>
+    <w:p>
+      <w:pPr>
+        <w:spacing w:after="40"/>
+      </w:pPr>
+      <w:r>
+        <w:t>따라서 사후에 등급이 조정된 결과로 해석했습니다.</w:t>
+      </w:r>
+    </w:p>
+    <w:p>
+      <w:pPr>
+        <w:spacing w:after="40"/>
       </w:pPr>
       <w:r/>
     </w:p>
     <w:p>
       <w:pPr>
-        <w:spacing w:after="60"/>
+        <w:spacing w:after="40"/>
       </w:pPr>
       <w:r>
-        <w:t>가장 조심해야 할 숫자가 영상물 43.7%다. 이건 성인물이 만든 숫자여서 그대로 인용하면 오해를 부른다. 성인물을 빼면 10.7%다.</w:t>
+        <w:rPr>
+          <w:b/>
+          <w:color w:val="595959"/>
+        </w:rPr>
+        <w:t>[보충]</w:t>
       </w:r>
     </w:p>
     <w:p>
       <w:pPr>
-        <w:spacing w:after="60"/>
-      </w:pPr>
-      <w:r/>
-    </w:p>
-    <w:p>
-      <w:pPr>
-        <w:spacing w:after="60"/>
+        <w:spacing w:after="40"/>
       </w:pPr>
       <w:r>
-        <w:t>질문 대비: '자체등급분류 83건은 뭐냐' → 사업자는 청소년이용불가 게임물을 자체분류할 수 없다. 그런데 83건이 남아 있다는 건 이 데이터가 '분류 시점의 등급'이 아니라 '현재 등급'을 보여준다는 뜻이다. 사후 조정의 흔적으로 읽었다.</w:t>
+        <w:t>· 이 분석이 산출물 세 번째 항목인 '청소년 이용 제한 콘텐츠 주요 특성 분석'입니다.</w:t>
       </w:r>
     </w:p>
     <w:p>
@@ -723,38 +1475,88 @@
     </w:p>
     <w:p>
       <w:pPr>
-        <w:spacing w:after="60"/>
+        <w:spacing w:after="40"/>
       </w:pPr>
       <w:r>
-        <w:t>말할 것: 산출물은 다섯 가지다. 화면에 URL 이 있으니 다음 장에서 직접 열어 보여 준다.</w:t>
+        <w:rPr>
+          <w:b/>
+          <w:color w:val="595959"/>
+        </w:rPr>
+        <w:t>[대본]</w:t>
       </w:r>
     </w:p>
     <w:p>
       <w:pPr>
-        <w:spacing w:after="60"/>
+        <w:spacing w:after="40"/>
+      </w:pPr>
+      <w:r>
+        <w:t>산출물은 다섯 가지입니다. 통합 데이터셋, EDA 두 종, 청소년 이용 제한 특성 분석,</w:t>
+      </w:r>
+    </w:p>
+    <w:p>
+      <w:pPr>
+        <w:spacing w:after="40"/>
+      </w:pPr>
+      <w:r>
+        <w:t>대시보드, 그리고 인사이트 리포트입니다.</w:t>
+      </w:r>
+    </w:p>
+    <w:p>
+      <w:pPr>
+        <w:spacing w:after="40"/>
+      </w:pPr>
+      <w:r>
+        <w:t>강조하고 싶은 점은 손으로 옮겨 적은 숫자가 없다는 것입니다.</w:t>
+      </w:r>
+    </w:p>
+    <w:p>
+      <w:pPr>
+        <w:spacing w:after="40"/>
+      </w:pPr>
+      <w:r>
+        <w:t>리포트와 대시보드, 이 발표자료까지 모두 같은 계산 결과를 읽어 오도록 만들었습니다.</w:t>
+      </w:r>
+    </w:p>
+    <w:p>
+      <w:pPr>
+        <w:spacing w:after="40"/>
+      </w:pPr>
+      <w:r>
+        <w:t>원자료가 갱신되면 수치가 자동으로 따라갑니다.</w:t>
+      </w:r>
+    </w:p>
+    <w:p>
+      <w:pPr>
+        <w:spacing w:after="40"/>
       </w:pPr>
       <w:r/>
     </w:p>
     <w:p>
       <w:pPr>
-        <w:spacing w:after="60"/>
+        <w:spacing w:after="40"/>
       </w:pPr>
       <w:r>
-        <w:t>강조할 점: 손으로 옮겨 적은 숫자가 없다는 것. 리포트든 대시보드든 발표자료든 모두 같은 계산 결과를 읽어 오게 만들었다. 수집이 늘어나도 숫자가 어긋나지 않는다.</w:t>
+        <w:rPr>
+          <w:b/>
+          <w:color w:val="595959"/>
+        </w:rPr>
+        <w:t>[예상 질문]</w:t>
       </w:r>
     </w:p>
     <w:p>
       <w:pPr>
-        <w:spacing w:after="60"/>
-      </w:pPr>
-      <w:r/>
+        <w:spacing w:after="40"/>
+      </w:pPr>
+      <w:r>
+        <w:t>· 데이터는 어디서 보나 → 통합 데이터셋은 parquet과 csv로 있고, 열 정의를 적은 데이터 사전을</w:t>
+      </w:r>
     </w:p>
     <w:p>
       <w:pPr>
-        <w:spacing w:after="60"/>
+        <w:spacing w:after="40"/>
       </w:pPr>
       <w:r>
-        <w:t>질문 대비: '데이터는 어디서 볼 수 있나' → 통합 Dataset 은 parquet 과 csv 로 있고, 열 정의를 적은 데이터 사전을 HTML 로 함께 만들어 두었다.</w:t>
+        <w:t xml:space="preserve">  HTML로 함께 만들어 두었습니다.</w:t>
       </w:r>
     </w:p>
     <w:p>
@@ -767,57 +1569,127 @@
           <w:color w:val="1F3864"/>
           <w:sz w:val="26"/>
         </w:rPr>
-        <w:t>15. 대시보드: 화면 하나가 질문 하나에 답한다</w:t>
+        <w:t>15. 대시보드</w:t>
       </w:r>
     </w:p>
     <w:p>
       <w:pPr>
-        <w:spacing w:after="60"/>
+        <w:spacing w:after="40"/>
       </w:pPr>
       <w:r>
-        <w:t>여기서 실제로 브라우저를 열어 보여 주는 것이 가장 효과적이다.</w:t>
+        <w:rPr>
+          <w:b/>
+          <w:color w:val="595959"/>
+        </w:rPr>
+        <w:t>[대본]</w:t>
       </w:r>
     </w:p>
     <w:p>
       <w:pPr>
-        <w:spacing w:after="60"/>
+        <w:spacing w:after="40"/>
+      </w:pPr>
+      <w:r>
+        <w:t>대시보드는 화면 하나가 분석 질문 하나에 답하도록 구성했습니다. 모두 여섯 화면입니다.</w:t>
+      </w:r>
+    </w:p>
+    <w:p>
+      <w:pPr>
+        <w:spacing w:after="40"/>
+      </w:pPr>
+      <w:r>
+        <w:t>왼쪽 필터로 기간, 영상물 종별, 게임물 플랫폼, 성인물 제외를 바꿀 수 있고,</w:t>
+      </w:r>
+    </w:p>
+    <w:p>
+      <w:pPr>
+        <w:spacing w:after="40"/>
+      </w:pPr>
+      <w:r>
+        <w:t>필터를 바꾸면 화면 위쪽의 해석 문장도 다시 계산됩니다.</w:t>
+      </w:r>
+    </w:p>
+    <w:p>
+      <w:pPr>
+        <w:spacing w:after="40"/>
+      </w:pPr>
+      <w:r>
+        <w:t>지금 직접 열어 보겠습니다.</w:t>
+      </w:r>
+    </w:p>
+    <w:p>
+      <w:pPr>
+        <w:spacing w:after="40"/>
       </w:pPr>
       <w:r/>
     </w:p>
     <w:p>
       <w:pPr>
-        <w:spacing w:after="60"/>
+        <w:spacing w:after="40"/>
       </w:pPr>
       <w:r>
-        <w:t>시연 순서 추천: ① 화면에서 대각선만 채워진 교차표를 보여 주고(결론 3), ④ 화면으로 넘어가 이진화 기준을 4단계로 바꿔 경고 문구가 뜨는 것을 보여 준다. '이 기준으로는 비교가 성립하지 않는다'는 것을 화면이 스스로 경고하도록 만들어 두었다.</w:t>
+        <w:rPr>
+          <w:b/>
+          <w:color w:val="595959"/>
+        </w:rPr>
+        <w:t>[시연 순서]</w:t>
       </w:r>
     </w:p>
     <w:p>
       <w:pPr>
-        <w:spacing w:after="60"/>
+        <w:spacing w:after="40"/>
+      </w:pPr>
+      <w:r>
+        <w:t>1) 1번 화면에서 대각선만 채워진 교차표를 보여 줍니다. 결론 3의 근거입니다.</w:t>
+      </w:r>
+    </w:p>
+    <w:p>
+      <w:pPr>
+        <w:spacing w:after="40"/>
+      </w:pPr>
+      <w:r>
+        <w:t>2) 4번 화면으로 옮겨 이진화 기준을 4단계로 바꿉니다. 화면이 '이 기준으로는 비교가 성립하지 않는다'고</w:t>
+      </w:r>
+    </w:p>
+    <w:p>
+      <w:pPr>
+        <w:spacing w:after="40"/>
+      </w:pPr>
+      <w:r>
+        <w:t xml:space="preserve">   스스로 경고합니다. 한계를 화면에 박아 둔 것을 보여 주는 장면입니다.</w:t>
+      </w:r>
+    </w:p>
+    <w:p>
+      <w:pPr>
+        <w:spacing w:after="40"/>
       </w:pPr>
       <w:r/>
     </w:p>
     <w:p>
       <w:pPr>
-        <w:spacing w:after="60"/>
+        <w:spacing w:after="40"/>
       </w:pPr>
       <w:r>
-        <w:t>주의: 무료 요금제라 한동안 접속이 없으면 앱이 대기 상태로 들어간다. 발표 시작 전에 미리 한 번 열어 두어야 한다. 첫 접속은 십여 초 걸린다.</w:t>
+        <w:rPr>
+          <w:b/>
+          <w:color w:val="595959"/>
+        </w:rPr>
+        <w:t>[주의]</w:t>
       </w:r>
     </w:p>
     <w:p>
       <w:pPr>
-        <w:spacing w:after="60"/>
-      </w:pPr>
-      <w:r/>
+        <w:spacing w:after="40"/>
+      </w:pPr>
+      <w:r>
+        <w:t>· 무료 요금제라 접속이 없으면 앱이 대기 상태로 들어갑니다. 발표 시작 전에 미리 한 번 열어 두십시오.</w:t>
+      </w:r>
     </w:p>
     <w:p>
       <w:pPr>
-        <w:spacing w:after="60"/>
+        <w:spacing w:after="40"/>
       </w:pPr>
       <w:r>
-        <w:t>질문 대비: '어떻게 배포했나' → GitHub 비공개 저장소에 올리고 Streamlit Cloud 에 연결했다. 화면이 쓰는 열만 남긴 사본을 따로 만들어 저장소에 넣었다.</w:t>
+        <w:t xml:space="preserve">  첫 접속은 십여 초 걸립니다.</w:t>
       </w:r>
     </w:p>
     <w:p>
@@ -835,38 +1707,96 @@
     </w:p>
     <w:p>
       <w:pPr>
-        <w:spacing w:after="60"/>
+        <w:spacing w:after="40"/>
       </w:pPr>
       <w:r>
-        <w:t>말할 것: 한계를 숨기지 않는 게 이 발표의 신뢰도를 만든다. 네 가지를 짚는다.</w:t>
+        <w:rPr>
+          <w:b/>
+          <w:color w:val="595959"/>
+        </w:rPr>
+        <w:t>[대본]</w:t>
       </w:r>
     </w:p>
     <w:p>
       <w:pPr>
-        <w:spacing w:after="60"/>
+        <w:spacing w:after="40"/>
+      </w:pPr>
+      <w:r>
+        <w:t>한계는 네 가지입니다.</w:t>
+      </w:r>
+    </w:p>
+    <w:p>
+      <w:pPr>
+        <w:spacing w:after="40"/>
+      </w:pPr>
+      <w:r>
+        <w:t>첫째, 게임물 결과는 위원회가 직접 심의한 분류분에 한정됩니다. 공개 범위가 전체의 0.27%입니다.</w:t>
+      </w:r>
+    </w:p>
+    <w:p>
+      <w:pPr>
+        <w:spacing w:after="40"/>
+      </w:pPr>
+      <w:r>
+        <w:t>둘째, 영상물은 성인물이 37%를 차지해 종별을 통제하지 않으면 결론이 달라집니다.</w:t>
+      </w:r>
+    </w:p>
+    <w:p>
+      <w:pPr>
+        <w:spacing w:after="40"/>
+      </w:pPr>
+      <w:r>
+        <w:t>셋째, 매체 비교는 3단계 절단 기준 위에서만 성립합니다.</w:t>
+      </w:r>
+    </w:p>
+    <w:p>
+      <w:pPr>
+        <w:spacing w:after="40"/>
+      </w:pPr>
+      <w:r>
+        <w:t>넷째, 자체등급분류 비교군은 약 7주치가 전부이고 재수집이 불가능합니다.</w:t>
+      </w:r>
+    </w:p>
+    <w:p>
+      <w:pPr>
+        <w:spacing w:after="40"/>
+      </w:pPr>
+      <w:r>
+        <w:t>후속 과제로는 두 자료에 모두 들어 있는 서술형 설명 필드가 있습니다.</w:t>
+      </w:r>
+    </w:p>
+    <w:p>
+      <w:pPr>
+        <w:spacing w:after="40"/>
+      </w:pPr>
+      <w:r>
+        <w:t>게임물 개요는 97.4%, 영상물 작품 내용은 2018년 이후 100% 기록돼 있어 텍스트 분석으로 이어 갈 수 있습니다.</w:t>
+      </w:r>
+    </w:p>
+    <w:p>
+      <w:pPr>
+        <w:spacing w:after="40"/>
       </w:pPr>
       <w:r/>
     </w:p>
     <w:p>
       <w:pPr>
-        <w:spacing w:after="60"/>
+        <w:spacing w:after="40"/>
       </w:pPr>
       <w:r>
-        <w:t>특히 첫 번째(0.27%)와 세 번째(3단계 절단)는 결론을 인용할 때 반드시 따라붙어야 하는 단서다.</w:t>
+        <w:rPr>
+          <w:b/>
+          <w:color w:val="595959"/>
+        </w:rPr>
+        <w:t>[보충]</w:t>
       </w:r>
     </w:p>
     <w:p>
       <w:pPr>
-        <w:spacing w:after="60"/>
-      </w:pPr>
-      <w:r/>
-    </w:p>
-    <w:p>
-      <w:pPr>
-        <w:spacing w:after="60"/>
+        <w:spacing w:after="40"/>
       </w:pPr>
       <w:r>
-        <w:t>후속 과제는 '다음에 뭘 할 거냐'는 질문에 대한 답으로 준비해 둔 것이다. 두 자료 모두 사람이 쓴 설명문 칸이 있어서 텍스트 분석으로 이어갈 수 있다.</w:t>
+        <w:t>· 첫 번째와 세 번째 한계는 결론을 인용할 때 반드시 따라붙어야 하는 조건입니다.</w:t>
       </w:r>
     </w:p>
     <w:p>
@@ -884,52 +1814,120 @@
     </w:p>
     <w:p>
       <w:pPr>
-        <w:spacing w:after="60"/>
+        <w:spacing w:after="40"/>
       </w:pPr>
       <w:r>
-        <w:t>이 장이 발표의 인상을 결정한다. 실패를 숨기지 않고 원인을 설명하는 장이다.</w:t>
+        <w:rPr>
+          <w:b/>
+          <w:color w:val="595959"/>
+        </w:rPr>
+        <w:t>[대본]</w:t>
       </w:r>
     </w:p>
     <w:p>
       <w:pPr>
-        <w:spacing w:after="60"/>
+        <w:spacing w:after="40"/>
+      </w:pPr>
+      <w:r>
+        <w:t>마지막으로, 분석 도중 폐기한 결론 두 가지를 말씀드리겠습니다. 가장 많이 배운 부분입니다.</w:t>
+      </w:r>
+    </w:p>
+    <w:p>
+      <w:pPr>
+        <w:spacing w:after="40"/>
+      </w:pPr>
+      <w:r>
+        <w:t>첫째는 내용정보로 등급을 설명할 수 있다는 결론입니다. 회귀분석에서 AUC가 1.000이 나왔는데,</w:t>
+      </w:r>
+    </w:p>
+    <w:p>
+      <w:pPr>
+        <w:spacing w:after="40"/>
+      </w:pPr>
+      <w:r>
+        <w:t>모형이 좋아서가 아니라 등급이 곧 내용정보의 최고값이어서 같은 값을 두 번 쓴 것이었습니다.</w:t>
+      </w:r>
+    </w:p>
+    <w:p>
+      <w:pPr>
+        <w:spacing w:after="40"/>
+      </w:pPr>
+      <w:r>
+        <w:t>교차표를 확인하고 나서야 항등식임을 알았습니다.</w:t>
+      </w:r>
+    </w:p>
+    <w:p>
+      <w:pPr>
+        <w:spacing w:after="40"/>
+      </w:pPr>
+      <w:r>
+        <w:t>둘째는 항목이 여러 개 겹칠수록 등급이 올라간다는 결론입니다. 항목 4개에서 93.4%였다가</w:t>
+      </w:r>
+    </w:p>
+    <w:p>
+      <w:pPr>
+        <w:spacing w:after="40"/>
+      </w:pPr>
+      <w:r>
+        <w:t>5개에서 71.5%로 꺾이는 결과가 나왔는데, 성인물이 특정 구간에 몰려 생긴 착시였습니다.</w:t>
+      </w:r>
+    </w:p>
+    <w:p>
+      <w:pPr>
+        <w:spacing w:after="40"/>
+      </w:pPr>
+      <w:r>
+        <w:t>성인물을 제외하니 꺾임이 사라지고 단조 증가로 바뀌었습니다.</w:t>
+      </w:r>
+    </w:p>
+    <w:p>
+      <w:pPr>
+        <w:spacing w:after="40"/>
+      </w:pPr>
+      <w:r>
+        <w:t>여기서 얻은 시사점은 두 가지입니다. 결과가 지나치게 정연하면 모형이 아니라 데이터 구조를 먼저</w:t>
+      </w:r>
+    </w:p>
+    <w:p>
+      <w:pPr>
+        <w:spacing w:after="40"/>
+      </w:pPr>
+      <w:r>
+        <w:t>의심해야 한다는 것, 그리고 비율을 비교하기 전에 대상 집단의 구성을 먼저 맞춰야 한다는 것입니다.</w:t>
+      </w:r>
+    </w:p>
+    <w:p>
+      <w:pPr>
+        <w:spacing w:after="40"/>
       </w:pPr>
       <w:r/>
     </w:p>
     <w:p>
       <w:pPr>
-        <w:spacing w:after="60"/>
+        <w:spacing w:after="40"/>
       </w:pPr>
       <w:r>
-        <w:t>첫 번째: 처음에는 내용정보로 등급을 예측하는 모형을 만들려고 했다. AUC 가 1.000 이 나왔고, 좋아하기 전에 이상하다고 생각해서 교차표를 찍어 봤더니 두 값이 같은 값이었다.</w:t>
+        <w:rPr>
+          <w:b/>
+          <w:color w:val="595959"/>
+        </w:rPr>
+        <w:t>[예상 질문]</w:t>
       </w:r>
     </w:p>
     <w:p>
       <w:pPr>
-        <w:spacing w:after="60"/>
-      </w:pPr>
-      <w:r/>
-    </w:p>
-    <w:p>
-      <w:pPr>
-        <w:spacing w:after="60"/>
+        <w:spacing w:after="40"/>
       </w:pPr>
       <w:r>
-        <w:t>두 번째: 항목이 여러 개 겹칠수록 등급이 올라가는데 5개에서 꺾이는 결과가 나왔다. 성인물이 4개 구간에 89% 몰려 있어 생긴 착시였다. 심슨의 역설 사례다.</w:t>
+        <w:t>· 심슨의 역설이 무엇인가 → 전체를 합쳐서 보면 한 방향인데 집단을 나눠 보면 반대 방향이 나오는</w:t>
       </w:r>
     </w:p>
     <w:p>
       <w:pPr>
-        <w:spacing w:after="60"/>
-      </w:pPr>
-      <w:r/>
-    </w:p>
-    <w:p>
-      <w:pPr>
-        <w:spacing w:after="60"/>
+        <w:spacing w:after="40"/>
       </w:pPr>
       <w:r>
-        <w:t>질문 대비: '심슨의 역설이 뭐냐' → 전체를 합쳐서 보면 한 방향인데 집단을 나눠 보면 반대 방향이 나오는 현상이라고 짧게 답한다.</w:t>
+        <w:t xml:space="preserve">  현상입니다. 두 번째 사례가 여기 해당합니다.</w:t>
       </w:r>
     </w:p>
     <w:p>
@@ -947,56 +1945,120 @@
     </w:p>
     <w:p>
       <w:pPr>
-        <w:spacing w:after="60"/>
+        <w:spacing w:after="40"/>
       </w:pPr>
       <w:r>
-        <w:t>네 문장으로 정리하고 마친다.</w:t>
+        <w:rPr>
+          <w:b/>
+          <w:color w:val="595959"/>
+        </w:rPr>
+        <w:t>[대본]</w:t>
       </w:r>
     </w:p>
     <w:p>
       <w:pPr>
-        <w:spacing w:after="60"/>
+        <w:spacing w:after="40"/>
+      </w:pPr>
+      <w:r>
+        <w:t>정리하겠습니다.</w:t>
+      </w:r>
+    </w:p>
+    <w:p>
+      <w:pPr>
+        <w:spacing w:after="40"/>
+      </w:pPr>
+      <w:r>
+        <w:t>첫째, 게임물의 청소년이용불가를 결정하는 요인은 폭력성이나 선정성이 아니라 사행성입니다.</w:t>
+      </w:r>
+    </w:p>
+    <w:p>
+      <w:pPr>
+        <w:spacing w:after="40"/>
+      </w:pPr>
+      <w:r>
+        <w:t>둘째, 다만 공개 데이터로 확인할 수 있는 범위는 게임물 등급분류 전체의 0.27%입니다.</w:t>
+      </w:r>
+    </w:p>
+    <w:p>
+      <w:pPr>
+        <w:spacing w:after="40"/>
+      </w:pPr>
+      <w:r>
+        <w:t>셋째, 영상물의 등급은 내용정보의 최고값과 동일하며, 판단이 개입하는 영역은 12.2%뿐입니다.</w:t>
+      </w:r>
+    </w:p>
+    <w:p>
+      <w:pPr>
+        <w:spacing w:after="40"/>
+      </w:pPr>
+      <w:r>
+        <w:t>넷째, 같은 조건에서 비교하면 게임물의 판정이 더 엄격합니다. 단, 절단 기준을 전제로 합니다.</w:t>
+      </w:r>
+    </w:p>
+    <w:p>
+      <w:pPr>
+        <w:spacing w:after="40"/>
+      </w:pPr>
+      <w:r>
+        <w:t>산출물은 화면의 주소에서 모두 확인하실 수 있습니다. 감사합니다.</w:t>
+      </w:r>
+    </w:p>
+    <w:p>
+      <w:pPr>
+        <w:spacing w:after="40"/>
       </w:pPr>
       <w:r/>
     </w:p>
     <w:p>
       <w:pPr>
-        <w:spacing w:after="60"/>
+        <w:spacing w:after="40"/>
       </w:pPr>
       <w:r>
-        <w:t>질의응답에서 자주 나올 만한 것 정리:</w:t>
+        <w:rPr>
+          <w:b/>
+          <w:color w:val="595959"/>
+        </w:rPr>
+        <w:t>[질의응답 대비]</w:t>
       </w:r>
     </w:p>
     <w:p>
       <w:pPr>
-        <w:spacing w:after="60"/>
+        <w:spacing w:after="40"/>
       </w:pPr>
       <w:r>
-        <w:t>· 데이터는 어떻게 받았나 → 두 기관 공개 API, 전량, 기관 총 건수와 일치.</w:t>
+        <w:t>· 데이터는 어떻게 받았나 → 두 기관 공개 API로 전량 수집, 기관 제공 총 건수와 일치.</w:t>
       </w:r>
     </w:p>
     <w:p>
       <w:pPr>
-        <w:spacing w:after="60"/>
+        <w:spacing w:after="40"/>
       </w:pPr>
       <w:r>
-        <w:t>· 왜 두 매체를 비교했나 → 강사 피드백에서 나온 요구이자, 두 기관이 같은 이름의 항목을 쓰고 있어 비교 가능성이 있었다.</w:t>
+        <w:t>· 실무에 어떻게 쓰나 → 등급분류 결과를 인용할 때 어느 경로의 분류분인지 함께 밝혀야 하고,</w:t>
       </w:r>
     </w:p>
     <w:p>
       <w:pPr>
-        <w:spacing w:after="60"/>
+        <w:spacing w:after="40"/>
       </w:pPr>
       <w:r>
-        <w:t>· 실무에 어떻게 쓰나 → 등급분류 결과를 인용할 때 '어느 경로의 분류분인지'를 함께 밝혀야 한다는 점, 그리고 공개 데이터만으로 게임물 전체를 말할 수 없다는 점.</w:t>
+        <w:t xml:space="preserve">  공개 데이터만으로 게임물 전체를 말할 수 없다는 점입니다.</w:t>
       </w:r>
     </w:p>
     <w:p>
       <w:pPr>
-        <w:spacing w:after="60"/>
+        <w:spacing w:after="40"/>
       </w:pPr>
       <w:r>
-        <w:t>· 가장 어려웠던 점 → 수집 자체보다, 결과가 너무 깨끗해서 의심해야 했던 지점들.</w:t>
+        <w:t>· 가장 어려웠던 점 → 수집보다, 결과가 지나치게 깨끗해서 의심해야 했던 지점들입니다.</w:t>
+      </w:r>
+    </w:p>
+    <w:p>
+      <w:pPr>
+        <w:spacing w:after="40"/>
+      </w:pPr>
+      <w:r>
+        <w:t>· 분석 기간 → 2026년 8월 31일 기획, 9월 14일 완료입니다.</w:t>
       </w:r>
     </w:p>
     <w:sectPr>

--- a/docs/[BI 분석가 과정] 발표노트_260914_최은혜.docx
+++ b/docs/[BI 분석가 과정] 발표노트_260914_최은혜.docx
@@ -31,7 +31,7 @@
           <w:color w:val="1F3864"/>
           <w:sz w:val="26"/>
         </w:rPr>
-        <w:t>1. 표지</w:t>
+        <w:t>1. 청소년 이용 제한 등급은</w:t>
       </w:r>
     </w:p>
     <w:p>
@@ -1211,7 +1211,7 @@
         <w:spacing w:after="40"/>
       </w:pPr>
       <w:r>
-        <w:t>· 상향을 모형으로 설명해 봤나 → 내용정보와 종별·연도로 상향 여부를 예측하면 AUC 0.825가 나왔습니다.</w:t>
+        <w:t>· 상향을 모형으로 설명해 봤나 → 내용정보와 종별·연도로 상향 여부를 예측하면 AUC 0.818, 설명력 0.170이 나왔습니다.</w:t>
       </w:r>
     </w:p>
     <w:p>
@@ -1240,7 +1240,7 @@
           <w:color w:val="1F3864"/>
           <w:sz w:val="26"/>
         </w:rPr>
-        <w:t>12. 동일 조건 비교 시 게임물의 판정이 더 엄격</w:t>
+        <w:t>12. 분석 방식과 성능 지표</w:t>
       </w:r>
     </w:p>
     <w:p>
@@ -1260,7 +1260,7 @@
         <w:spacing w:after="40"/>
       </w:pPr>
       <w:r>
-        <w:t>매체 비교입니다. 명칭이 같은 네 개 항목의 보유 조합이 완전히 같은 건끼리만 비교했습니다.</w:t>
+        <w:t>분석 방식을 정리하고 넘어가겠습니다.</w:t>
       </w:r>
     </w:p>
     <w:p>
@@ -1268,7 +1268,7 @@
         <w:spacing w:after="40"/>
       </w:pPr>
       <w:r>
-        <w:t>예를 들어 선정성만 있는 건끼리, 폭력성과 공포가 함께 있는 건끼리 비교한 것입니다.</w:t>
+        <w:t>이 프로젝트는 등급을 예측하는 모형을 만드는 것이 목적이 아닙니다. 앞에서 보신 대로 등급이 이미</w:t>
       </w:r>
     </w:p>
     <w:p>
@@ -1276,7 +1276,7 @@
         <w:spacing w:after="40"/>
       </w:pPr>
       <w:r>
-        <w:t>비교 가능한 10개 조합 전부에서 게임물의 청소년 이용 제한 비율이 높았고, 평균 차이는 15.1%p입니다.</w:t>
+        <w:t>규칙으로 정해지는 구조여서 예측 모형이 성립하지 않기 때문입니다.</w:t>
       </w:r>
     </w:p>
     <w:p>
@@ -1284,7 +1284,7 @@
         <w:spacing w:after="40"/>
       </w:pPr>
       <w:r>
-        <w:t>다만 한계를 함께 말씀드려야 합니다. 영상물의 5단계를 게임물의 보유·미보유에 맞추려면</w:t>
+        <w:t>그래서 교차표와 조건을 맞춘 비교를 주로 썼고, 모형은 두 번만 사용했습니다.</w:t>
       </w:r>
     </w:p>
     <w:p>
@@ -1292,7 +1292,7 @@
         <w:spacing w:after="40"/>
       </w:pPr>
       <w:r>
-        <w:t>어딘가에서 잘라야 하는데, 그 지점은 데이터가 정해 주지 않습니다.</w:t>
+        <w:t>한 번은 검증용입니다. 내용정보로 등급을 예측했더니 AUC가 1.000이 나왔고, 이것을 성능이 아니라</w:t>
       </w:r>
     </w:p>
     <w:p>
@@ -1300,7 +1300,7 @@
         <w:spacing w:after="40"/>
       </w:pPr>
       <w:r>
-        <w:t>3단계로 자르면 지금 보시는 결과이고, 4단계로 자르면 영상물이 정의상 100%가 되어 비교가 성립하지 않습니다.</w:t>
+        <w:t>항등식의 근거로 해석하고 결과는 폐기했습니다.</w:t>
       </w:r>
     </w:p>
     <w:p>
@@ -1308,7 +1308,89 @@
         <w:spacing w:after="40"/>
       </w:pPr>
       <w:r>
-        <w:t>그래서 '게임물이 더 엄격하다'는 결론은 절단 기준을 함께 적을 때만 쓸 수 있습니다.</w:t>
+        <w:t>다른 하나는 상향 조정 여부를 설명하는 분류 모형입니다. 상향인지 아닌지를 맞히는 이진 분류라</w:t>
+      </w:r>
+    </w:p>
+    <w:p>
+      <w:pPr>
+        <w:spacing w:after="40"/>
+      </w:pPr>
+      <w:r>
+        <w:t>로지스틱 회귀를 썼고, 5겹 교차검증으로 AUC 0.818, 설명력 0.170이 나왔습니다.</w:t>
+      </w:r>
+    </w:p>
+    <w:p>
+      <w:pPr>
+        <w:spacing w:after="40"/>
+      </w:pPr>
+      <w:r>
+        <w:t>매체 비교는 모형 없이, 조건이 완전히 같은 건끼리만 비교하는 방식으로 했습니다.</w:t>
+      </w:r>
+    </w:p>
+    <w:p>
+      <w:pPr>
+        <w:spacing w:after="40"/>
+      </w:pPr>
+      <w:r/>
+    </w:p>
+    <w:p>
+      <w:pPr>
+        <w:spacing w:after="40"/>
+      </w:pPr>
+      <w:r>
+        <w:rPr>
+          <w:b/>
+          <w:color w:val="595959"/>
+        </w:rPr>
+        <w:t>[보충]</w:t>
+      </w:r>
+    </w:p>
+    <w:p>
+      <w:pPr>
+        <w:spacing w:after="40"/>
+      </w:pPr>
+      <w:r>
+        <w:t>· AUC는 0.5가 아무 정보 없이 찍는 수준이고 1에 가까울수록 잘 맞힙니다. 0.818은 일정한 경향이</w:t>
+      </w:r>
+    </w:p>
+    <w:p>
+      <w:pPr>
+        <w:spacing w:after="40"/>
+      </w:pPr>
+      <w:r>
+        <w:t xml:space="preserve">  있다는 뜻이고, 설명력 0.170은 설명되지 않는 부분이 더 크다는 뜻입니다. 개별 판단의 여지가 넓습니다.</w:t>
+      </w:r>
+    </w:p>
+    <w:p>
+      <w:pPr>
+        <w:spacing w:after="40"/>
+      </w:pPr>
+      <w:r>
+        <w:t>· 로지스틱 회귀를 쓴 이유는 답이 '상향/비상향' 두 가지이고, 어떤 항목이 얼마나 영향을 주는지를</w:t>
+      </w:r>
+    </w:p>
+    <w:p>
+      <w:pPr>
+        <w:spacing w:after="40"/>
+      </w:pPr>
+      <w:r>
+        <w:t xml:space="preserve">  숫자로 확인해야 했기 때문입니다.</w:t>
+      </w:r>
+    </w:p>
+    <w:p>
+      <w:pPr>
+        <w:spacing w:after="40"/>
+      </w:pPr>
+      <w:r>
+        <w:t>· 5겹 교차검증은 데이터를 다섯 조각으로 나눠 네 조각으로 학습하고 한 조각으로 채점하기를</w:t>
+      </w:r>
+    </w:p>
+    <w:p>
+      <w:pPr>
+        <w:spacing w:after="40"/>
+      </w:pPr>
+      <w:r>
+        <w:t xml:space="preserve">  다섯 번 반복하는 방식입니다. 한 번만 나눠서 생기는 우연을 줄입니다.</w:t>
       </w:r>
     </w:p>
     <w:p>
@@ -1334,7 +1416,7 @@
         <w:spacing w:after="40"/>
       </w:pPr>
       <w:r>
-        <w:t>· 왜 사행성은 비교에서 뺐나 → 영상물에 대응하는 항목이 없기 때문입니다. 남겨 두면 사행성 때문에</w:t>
+        <w:t>· 왜 딥러닝이나 복잡한 모형을 쓰지 않았나 → 목적이 예측이 아니라 구조 확인이었고, 규칙이 이미</w:t>
       </w:r>
     </w:p>
     <w:p>
@@ -1342,7 +1424,7 @@
         <w:spacing w:after="40"/>
       </w:pPr>
       <w:r>
-        <w:t xml:space="preserve">  청불이 된 게임물이 '항목 없음' 칸에 섞여 결과가 뒤집힙니다. 영상물 쪽도 대칭으로</w:t>
+        <w:t xml:space="preserve">  드러난 상태라 복잡한 모형을 쓸 이유가 없었습니다.</w:t>
       </w:r>
     </w:p>
     <w:p>
@@ -1350,7 +1432,15 @@
         <w:spacing w:after="40"/>
       </w:pPr>
       <w:r>
-        <w:t xml:space="preserve">  주제·대사·모방위험을 제외했습니다.</w:t>
+        <w:t>· 표본이 부족한 구간은 어떻게 했나 → 종별 100건, 조합 50건, 신청등급 200건 미만은 화면과</w:t>
+      </w:r>
+    </w:p>
+    <w:p>
+      <w:pPr>
+        <w:spacing w:after="40"/>
+      </w:pPr>
+      <w:r>
+        <w:t xml:space="preserve">  리포트에 제시하지 않았습니다.</w:t>
       </w:r>
     </w:p>
     <w:p>
@@ -1363,7 +1453,7 @@
           <w:color w:val="1F3864"/>
           <w:sz w:val="26"/>
         </w:rPr>
-        <w:t>13. 청소년 이용 제한 콘텐츠의 특성</w:t>
+        <w:t>13. 동일 조건 비교 시 게임물의 판정이 더 엄격</w:t>
       </w:r>
     </w:p>
     <w:p>
@@ -1383,6 +1473,129 @@
         <w:spacing w:after="40"/>
       </w:pPr>
       <w:r>
+        <w:t>매체 비교입니다. 명칭이 같은 네 개 항목의 보유 조합이 완전히 같은 건끼리만 비교했습니다.</w:t>
+      </w:r>
+    </w:p>
+    <w:p>
+      <w:pPr>
+        <w:spacing w:after="40"/>
+      </w:pPr>
+      <w:r>
+        <w:t>예를 들어 선정성만 있는 건끼리, 폭력성과 공포가 함께 있는 건끼리 비교한 것입니다.</w:t>
+      </w:r>
+    </w:p>
+    <w:p>
+      <w:pPr>
+        <w:spacing w:after="40"/>
+      </w:pPr>
+      <w:r>
+        <w:t>비교 가능한 10개 조합 전부에서 게임물의 청소년 이용 제한 비율이 높았고, 평균 차이는 15.1%p입니다.</w:t>
+      </w:r>
+    </w:p>
+    <w:p>
+      <w:pPr>
+        <w:spacing w:after="40"/>
+      </w:pPr>
+      <w:r>
+        <w:t>다만 한계를 함께 말씀드려야 합니다. 영상물의 5단계를 게임물의 보유·미보유에 맞추려면</w:t>
+      </w:r>
+    </w:p>
+    <w:p>
+      <w:pPr>
+        <w:spacing w:after="40"/>
+      </w:pPr>
+      <w:r>
+        <w:t>어딘가에서 잘라야 하는데, 그 지점은 데이터가 정해 주지 않습니다.</w:t>
+      </w:r>
+    </w:p>
+    <w:p>
+      <w:pPr>
+        <w:spacing w:after="40"/>
+      </w:pPr>
+      <w:r>
+        <w:t>3단계로 자르면 지금 보시는 결과이고, 4단계로 자르면 영상물이 정의상 100%가 되어 비교가 성립하지 않습니다.</w:t>
+      </w:r>
+    </w:p>
+    <w:p>
+      <w:pPr>
+        <w:spacing w:after="40"/>
+      </w:pPr>
+      <w:r>
+        <w:t>그래서 '게임물이 더 엄격하다'는 결론은 절단 기준을 함께 적을 때만 쓸 수 있습니다.</w:t>
+      </w:r>
+    </w:p>
+    <w:p>
+      <w:pPr>
+        <w:spacing w:after="40"/>
+      </w:pPr>
+      <w:r/>
+    </w:p>
+    <w:p>
+      <w:pPr>
+        <w:spacing w:after="40"/>
+      </w:pPr>
+      <w:r>
+        <w:rPr>
+          <w:b/>
+          <w:color w:val="595959"/>
+        </w:rPr>
+        <w:t>[예상 질문]</w:t>
+      </w:r>
+    </w:p>
+    <w:p>
+      <w:pPr>
+        <w:spacing w:after="40"/>
+      </w:pPr>
+      <w:r>
+        <w:t>· 왜 사행성은 비교에서 뺐나 → 영상물에 대응하는 항목이 없기 때문입니다. 남겨 두면 사행성 때문에</w:t>
+      </w:r>
+    </w:p>
+    <w:p>
+      <w:pPr>
+        <w:spacing w:after="40"/>
+      </w:pPr>
+      <w:r>
+        <w:t xml:space="preserve">  청불이 된 게임물이 '항목 없음' 칸에 섞여 결과가 뒤집힙니다. 영상물 쪽도 대칭으로</w:t>
+      </w:r>
+    </w:p>
+    <w:p>
+      <w:pPr>
+        <w:spacing w:after="40"/>
+      </w:pPr>
+      <w:r>
+        <w:t xml:space="preserve">  주제·대사·모방위험을 제외했습니다.</w:t>
+      </w:r>
+    </w:p>
+    <w:p>
+      <w:pPr>
+        <w:spacing w:before="320"/>
+      </w:pPr>
+      <w:r>
+        <w:rPr>
+          <w:b/>
+          <w:color w:val="1F3864"/>
+          <w:sz w:val="26"/>
+        </w:rPr>
+        <w:t>14. 청소년 이용 제한 콘텐츠의 특성</w:t>
+      </w:r>
+    </w:p>
+    <w:p>
+      <w:pPr>
+        <w:spacing w:after="40"/>
+      </w:pPr>
+      <w:r>
+        <w:rPr>
+          <w:b/>
+          <w:color w:val="595959"/>
+        </w:rPr>
+        <w:t>[대본]</w:t>
+      </w:r>
+    </w:p>
+    <w:p>
+      <w:pPr>
+        <w:spacing w:after="40"/>
+      </w:pPr>
+      <w:r>
         <w:t>청소년 이용 제한 콘텐츠만 따로 떼어 정리한 결과입니다.</w:t>
       </w:r>
     </w:p>
@@ -1470,7 +1683,7 @@
           <w:color w:val="1F3864"/>
           <w:sz w:val="26"/>
         </w:rPr>
-        <w:t>14. 산출물 5종</w:t>
+        <w:t>15. 산출물 5종</w:t>
       </w:r>
     </w:p>
     <w:p>
@@ -1569,7 +1782,7 @@
           <w:color w:val="1F3864"/>
           <w:sz w:val="26"/>
         </w:rPr>
-        <w:t>15. 대시보드</w:t>
+        <w:t>16. 대시보드를 만든 이유</w:t>
       </w:r>
     </w:p>
     <w:p>
@@ -1589,6 +1802,171 @@
         <w:spacing w:after="40"/>
       </w:pPr>
       <w:r>
+        <w:t>산출물 가운데 대시보드를 왜 만들었는지 말씀드리겠습니다.</w:t>
+      </w:r>
+    </w:p>
+    <w:p>
+      <w:pPr>
+        <w:spacing w:after="40"/>
+      </w:pPr>
+      <w:r>
+        <w:t>리포트는 제가 정해 둔 조건에서 나온 결과만 보여 줍니다. 그런데 이 분석의 결론에는 조건이 붙어</w:t>
+      </w:r>
+    </w:p>
+    <w:p>
+      <w:pPr>
+        <w:spacing w:after="40"/>
+      </w:pPr>
+      <w:r>
+        <w:t>있습니다. 성인물을 뺐는지, 기간을 어디까지 봤는지, 이진화 기준을 몇 단계로 잡았는지에 따라</w:t>
+      </w:r>
+    </w:p>
+    <w:p>
+      <w:pPr>
+        <w:spacing w:after="40"/>
+      </w:pPr>
+      <w:r>
+        <w:t>숫자가 달라집니다.</w:t>
+      </w:r>
+    </w:p>
+    <w:p>
+      <w:pPr>
+        <w:spacing w:after="40"/>
+      </w:pPr>
+      <w:r>
+        <w:t>그래서 보는 사람이 조건을 직접 바꿔 가며 결론이 유지되는지 확인할 수 있어야 한다고 판단했습니다.</w:t>
+      </w:r>
+    </w:p>
+    <w:p>
+      <w:pPr>
+        <w:spacing w:after="40"/>
+      </w:pPr>
+      <w:r>
+        <w:t>필터를 바꾸면 수치뿐 아니라 화면 위쪽의 해석 문장도 다시 계산됩니다.</w:t>
+      </w:r>
+    </w:p>
+    <w:p>
+      <w:pPr>
+        <w:spacing w:after="40"/>
+      </w:pPr>
+      <w:r>
+        <w:t>한계도 화면에 넣었습니다. 이진화 기준을 4단계로 고르면 비교가 성립하지 않는다는 경고가 뜨고,</w:t>
+      </w:r>
+    </w:p>
+    <w:p>
+      <w:pPr>
+        <w:spacing w:after="40"/>
+      </w:pPr>
+      <w:r>
+        <w:t>표본이 부족한 구간은 아예 표시하지 않습니다.</w:t>
+      </w:r>
+    </w:p>
+    <w:p>
+      <w:pPr>
+        <w:spacing w:after="40"/>
+      </w:pPr>
+      <w:r>
+        <w:t>마지막 화면에서는 조건에 맞는 개별 건을 직접 확인하고 전건을 내려받을 수 있습니다.</w:t>
+      </w:r>
+    </w:p>
+    <w:p>
+      <w:pPr>
+        <w:spacing w:after="40"/>
+      </w:pPr>
+      <w:r/>
+    </w:p>
+    <w:p>
+      <w:pPr>
+        <w:spacing w:after="40"/>
+      </w:pPr>
+      <w:r>
+        <w:rPr>
+          <w:b/>
+          <w:color w:val="595959"/>
+        </w:rPr>
+        <w:t>[보충]</w:t>
+      </w:r>
+    </w:p>
+    <w:p>
+      <w:pPr>
+        <w:spacing w:after="40"/>
+      </w:pPr>
+      <w:r>
+        <w:t>· 리포트·대시보드·발표자료가 모두 같은 계산부를 읽으므로 서로 다른 숫자가 나올 수 없습니다.</w:t>
+      </w:r>
+    </w:p>
+    <w:p>
+      <w:pPr>
+        <w:spacing w:after="40"/>
+      </w:pPr>
+      <w:r>
+        <w:t>· 다음 장에서 실제 화면을 보여 드립니다.</w:t>
+      </w:r>
+    </w:p>
+    <w:p>
+      <w:pPr>
+        <w:spacing w:after="40"/>
+      </w:pPr>
+      <w:r/>
+    </w:p>
+    <w:p>
+      <w:pPr>
+        <w:spacing w:after="40"/>
+      </w:pPr>
+      <w:r>
+        <w:rPr>
+          <w:b/>
+          <w:color w:val="595959"/>
+        </w:rPr>
+        <w:t>[예상 질문]</w:t>
+      </w:r>
+    </w:p>
+    <w:p>
+      <w:pPr>
+        <w:spacing w:after="40"/>
+      </w:pPr>
+      <w:r>
+        <w:t>· 누가 쓰는 것을 상정했나 → 등급분류 결과를 인용하려는 사람입니다. 어느 경로의 분류분인지,</w:t>
+      </w:r>
+    </w:p>
+    <w:p>
+      <w:pPr>
+        <w:spacing w:after="40"/>
+      </w:pPr>
+      <w:r>
+        <w:t xml:space="preserve">  종별을 통제했는지에 따라 값이 달라지므로 그것을 직접 확인할 수 있게 만들었습니다.</w:t>
+      </w:r>
+    </w:p>
+    <w:p>
+      <w:pPr>
+        <w:spacing w:before="320"/>
+      </w:pPr>
+      <w:r>
+        <w:rPr>
+          <w:b/>
+          <w:color w:val="1F3864"/>
+          <w:sz w:val="26"/>
+        </w:rPr>
+        <w:t>17. 대시보드: 화면 하나당 분석 질문 하나</w:t>
+      </w:r>
+    </w:p>
+    <w:p>
+      <w:pPr>
+        <w:spacing w:after="40"/>
+      </w:pPr>
+      <w:r>
+        <w:rPr>
+          <w:b/>
+          <w:color w:val="595959"/>
+        </w:rPr>
+        <w:t>[대본]</w:t>
+      </w:r>
+    </w:p>
+    <w:p>
+      <w:pPr>
+        <w:spacing w:after="40"/>
+      </w:pPr>
+      <w:r>
         <w:t>대시보드는 화면 하나가 분석 질문 하나에 답하도록 구성했습니다. 모두 여섯 화면입니다.</w:t>
       </w:r>
     </w:p>
@@ -1702,7 +2080,7 @@
           <w:color w:val="1F3864"/>
           <w:sz w:val="26"/>
         </w:rPr>
-        <w:t>16. 한계와 후속 과제</w:t>
+        <w:t>18. 한계와 후속 과제</w:t>
       </w:r>
     </w:p>
     <w:p>
@@ -1809,7 +2187,7 @@
           <w:color w:val="1F3864"/>
           <w:sz w:val="26"/>
         </w:rPr>
-        <w:t>17. 폐기한 결론 두 가지</w:t>
+        <w:t>19. 폐기한 결론 두 가지</w:t>
       </w:r>
     </w:p>
     <w:p>
@@ -1940,7 +2318,7 @@
           <w:color w:val="1F3864"/>
           <w:sz w:val="26"/>
         </w:rPr>
-        <w:t>18. 정리</w:t>
+        <w:t>20. 정리</w:t>
       </w:r>
     </w:p>
     <w:p>
